--- a/NMPA_Project_Report.docx
+++ b/NMPA_Project_Report.docx
@@ -4,64 +4,56 @@
   <w:body>
     <w:p>
       <w:pPr>
+        <w:spacing w:before="1600" w:after="200"/>
         <w:jc w:val="center"/>
       </w:pPr>
       <w:r>
         <w:rPr>
           <w:rFonts w:ascii="Arial" w:hAnsi="Arial"/>
           <w:b/>
-          <w:color w:val="0A2540"/>
-          <w:sz w:val="40"/>
+          <w:color w:val="0D2B5E"/>
+          <w:sz w:val="52"/>
         </w:rPr>
-        <w:br/>
-        <w:br/>
-        <w:br/>
-        <w:t>PROJECT REPORT</w:t>
-        <w:br/>
-        <w:br/>
-        <w:t>ON</w:t>
-        <w:br/>
-        <w:br/>
-        <w:t>NMPA CARGO INSPECTION AND RISK MANAGEMENT SYSTEM</w:t>
+        <w:t>NMPA CARGO INSPECTION SYSTEM</w:t>
       </w:r>
     </w:p>
     <w:p>
       <w:pPr>
+        <w:spacing w:after="4000"/>
         <w:jc w:val="center"/>
       </w:pPr>
       <w:r>
         <w:rPr>
           <w:rFonts w:ascii="Arial" w:hAnsi="Arial"/>
           <w:i/>
-          <w:sz w:val="24"/>
+          <w:color w:val="1A4F8A"/>
+          <w:sz w:val="28"/>
         </w:rPr>
+        <w:t>A Comprehensive Single-Window Vessel &amp; Cargo Clearance Portal</w:t>
         <w:br/>
-        <w:t>An Automated Port Security manifest evaluation, physical verification, and grievance redressal platform with MongoDB Atlas integration.</w:t>
-        <w:br/>
-        <w:br/>
-        <w:br/>
-        <w:br/>
+        <w:t>Designed for the New Mangalore Port Authority (NMPA)</w:t>
       </w:r>
     </w:p>
     <w:p>
       <w:pPr>
+        <w:spacing w:after="400"/>
         <w:jc w:val="center"/>
       </w:pPr>
       <w:r>
         <w:rPr>
           <w:rFonts w:ascii="Arial" w:hAnsi="Arial"/>
-          <w:b/>
-          <w:color w:val="20639B"/>
+          <w:color w:val="333333"/>
           <w:sz w:val="22"/>
         </w:rPr>
-        <w:t>Developed for:</w:t>
+        <w:t>ORGANIZATION: NEW MANGALORE PORT AUTHORITY</w:t>
         <w:br/>
-        <w:t>NEW MANGALORE PORT AUTHORITY (NMPA)</w:t>
+        <w:t>SECTOR: MINISTRY OF PORTS, SHIPPING AND WATERWAYS</w:t>
         <w:br/>
+        <w:t>DOCUMENT CLASS: PROJECT TECHNICAL DOCUMENT</w:t>
         <w:br/>
-        <w:t>Developed using:</w:t>
+        <w:t>DATE OF COMPILATION: JULY 2026</w:t>
         <w:br/>
-        <w:t>React 18 (Vite), Flask REST API, and MongoDB Atlas</w:t>
+        <w:t>VERSION: 2.0 (PRODUCTION BUNDLE)</w:t>
       </w:r>
     </w:p>
     <w:p>
@@ -71,417 +63,501 @@
     </w:p>
     <w:p>
       <w:pPr>
-        <w:pStyle w:val="Heading1"/>
-        <w:pBdr>
-          <w:bottom w:val="single" w:sz="6" w:space="4" w:color="0A2540"/>
-        </w:pBdr>
+        <w:keepNext/>
+        <w:spacing w:before="360" w:after="160"/>
       </w:pPr>
       <w:r>
         <w:rPr>
-          <w:color w:val="0A2540"/>
+          <w:rFonts w:ascii="Arial" w:hAnsi="Arial"/>
+          <w:b/>
+          <w:color w:val="0D2B5E"/>
+          <w:sz w:val="36"/>
         </w:rPr>
-        <w:t>Chapter 1: Synopsis Introduction</w:t>
+        <w:t>Executive Summary</w:t>
       </w:r>
     </w:p>
     <w:p>
       <w:pPr>
-        <w:pStyle w:val="Heading2"/>
+        <w:spacing w:line="276" w:lineRule="auto" w:after="200"/>
+        <w:jc w:val="both"/>
       </w:pPr>
       <w:r>
         <w:rPr>
-          <w:color w:val="20639B"/>
+          <w:rFonts w:ascii="Arial" w:hAnsi="Arial"/>
+          <w:color w:val="333333"/>
+          <w:sz w:val="22"/>
         </w:rPr>
-        <w:t>1.1. Introduction of the System</w:t>
+        <w:t>The New Mangalore Port Authority Cargo Inspection System (NMPA-CIS) is a digital, role-based Single-Window maritime clearance solution. In modern shipping, reducing vessel Turnaround Time (TRT) is critical to optimizing berth utility and preventing demurrage penalties. NMPA-CIS digitalizes the clearence stepper flow, including customs, health, and traffic clearance channels, and integrates bilingual certificate validation and public audit logging. This technical report details the software requirements specification (SRS), process architecture, database collections, modular designs, testing strategies, and future enhancements of the NMPA-CIS.</w:t>
       </w:r>
     </w:p>
     <w:p>
       <w:pPr>
-        <w:pStyle w:val="Heading3"/>
+        <w:keepNext/>
+        <w:spacing w:before="280" w:after="120"/>
       </w:pPr>
       <w:r>
-        <w:t>1.1.1. Project Title</w:t>
+        <w:rPr>
+          <w:rFonts w:ascii="Arial" w:hAnsi="Arial"/>
+          <w:b/>
+          <w:color w:val="1A4F8A"/>
+          <w:sz w:val="28"/>
+        </w:rPr>
+        <w:t>Table of Contents</w:t>
       </w:r>
     </w:p>
     <w:p>
+      <w:pPr>
+        <w:spacing w:after="40"/>
+      </w:pPr>
       <w:r>
-        <w:t>New Mangalore Port Authority (NMPA) Cargo Inspection and Risk Management System.</w:t>
+        <w:rPr>
+          <w:rFonts w:ascii="Arial" w:hAnsi="Arial"/>
+          <w:color w:val="333333"/>
+          <w:sz w:val="21"/>
+        </w:rPr>
+        <w:t>Chapter 1: Introduction</w:t>
       </w:r>
     </w:p>
     <w:p>
       <w:pPr>
-        <w:pStyle w:val="Heading3"/>
+        <w:spacing w:after="40"/>
       </w:pPr>
       <w:r>
-        <w:t>1.1.2. Category</w:t>
+        <w:rPr>
+          <w:rFonts w:ascii="Arial" w:hAnsi="Arial"/>
+          <w:color w:val="333333"/>
+          <w:sz w:val="21"/>
+        </w:rPr>
+        <w:t xml:space="preserve">  1.1 Introduction of the System</w:t>
       </w:r>
     </w:p>
     <w:p>
+      <w:pPr>
+        <w:spacing w:after="40"/>
+      </w:pPr>
       <w:r>
-        <w:t>Maritime Logistics, Port Security Operations, Custom Clearance Adjudication, and Automated Risk Analysis.</w:t>
+        <w:rPr>
+          <w:rFonts w:ascii="Arial" w:hAnsi="Arial"/>
+          <w:color w:val="333333"/>
+          <w:sz w:val="21"/>
+        </w:rPr>
+        <w:t xml:space="preserve">  1.2 Background</w:t>
       </w:r>
     </w:p>
     <w:p>
       <w:pPr>
-        <w:pStyle w:val="Heading3"/>
+        <w:spacing w:after="40"/>
       </w:pPr>
       <w:r>
-        <w:t>1.1.3. Overview</w:t>
+        <w:rPr>
+          <w:rFonts w:ascii="Arial" w:hAnsi="Arial"/>
+          <w:color w:val="333333"/>
+          <w:sz w:val="21"/>
+        </w:rPr>
+        <w:t xml:space="preserve">  1.3 Objectives of the System</w:t>
       </w:r>
     </w:p>
     <w:p>
+      <w:pPr>
+        <w:spacing w:after="40"/>
+      </w:pPr>
       <w:r>
-        <w:t>This project is a modern web application designed for the New Mangalore Port Authority (NMPA) to optimize import general manifest processing. The system incorporates an automated 3x3 Risk Management System (RMS) to assign risk ratings (Routine, Elevated, Critical) to incoming cargo manifests. It supports four distinct operational user roles: System Administrators (handling user activation and system audits), Inspector Officers (submitting manifests and recording physical gate measurements), Port Authority Officers (adjudicating clearances and issuing QR-coded certificates), and Grievance Board Operators (reviewing operational issues escalated directly to the Chairman's Office). The application has been migrated from a local SQLite setup to a cloud-based MongoDB Atlas cluster, providing secure, global, and real-time database synchronization.</w:t>
+        <w:rPr>
+          <w:rFonts w:ascii="Arial" w:hAnsi="Arial"/>
+          <w:color w:val="333333"/>
+          <w:sz w:val="21"/>
+        </w:rPr>
+        <w:t xml:space="preserve">  1.4 Scope of the System</w:t>
       </w:r>
     </w:p>
     <w:p>
       <w:pPr>
-        <w:pStyle w:val="Heading2"/>
+        <w:spacing w:after="40"/>
       </w:pPr>
       <w:r>
         <w:rPr>
-          <w:color w:val="20639B"/>
+          <w:rFonts w:ascii="Arial" w:hAnsi="Arial"/>
+          <w:color w:val="333333"/>
+          <w:sz w:val="21"/>
         </w:rPr>
-        <w:t>1.2. Background</w:t>
+        <w:t xml:space="preserve">  1.5 Structure of the System</w:t>
       </w:r>
     </w:p>
     <w:p>
       <w:pPr>
-        <w:pStyle w:val="Heading3"/>
+        <w:spacing w:after="40"/>
       </w:pPr>
       <w:r>
-        <w:t>1.2.1. Introduction of the Company</w:t>
+        <w:rPr>
+          <w:rFonts w:ascii="Arial" w:hAnsi="Arial"/>
+          <w:color w:val="333333"/>
+          <w:sz w:val="21"/>
+        </w:rPr>
+        <w:t xml:space="preserve">  1.6 Hardware and Software Requirements</w:t>
       </w:r>
     </w:p>
     <w:p>
+      <w:pPr>
+        <w:spacing w:after="40"/>
+      </w:pPr>
       <w:r>
-        <w:t>New Mangalore Port Authority (NMPA) is a major port in Karnataka, India, handling millions of metric tonnes of dry bulk, liquid cargo, and container shipments annually. With growing shipping traffic, manual vetting of bills of lading and gate logs introduces bottlenecks. This automated inspection and risk management system was commissioned to digitalize port security workflow, optimize customs audit focus, and ensure 24/7 security logging.</w:t>
+        <w:rPr>
+          <w:rFonts w:ascii="Arial" w:hAnsi="Arial"/>
+          <w:color w:val="333333"/>
+          <w:sz w:val="21"/>
+        </w:rPr>
+        <w:t>Chapter 2: Software Requirements Specification (SRS)</w:t>
       </w:r>
     </w:p>
     <w:p>
       <w:pPr>
-        <w:pStyle w:val="Heading2"/>
+        <w:spacing w:after="40"/>
       </w:pPr>
       <w:r>
-        <w:t>1.3. Objectives of the System</w:t>
+        <w:rPr>
+          <w:rFonts w:ascii="Arial" w:hAnsi="Arial"/>
+          <w:color w:val="333333"/>
+          <w:sz w:val="21"/>
+        </w:rPr>
+        <w:t xml:space="preserve">  2.1 Introduction</w:t>
       </w:r>
     </w:p>
     <w:p>
+      <w:pPr>
+        <w:spacing w:after="40"/>
+      </w:pPr>
       <w:r>
-        <w:t>The primary objectives of the NMPA Cargo Inspection and Risk Management System are:</w:t>
+        <w:rPr>
+          <w:rFonts w:ascii="Arial" w:hAnsi="Arial"/>
+          <w:color w:val="333333"/>
+          <w:sz w:val="21"/>
+        </w:rPr>
+        <w:t xml:space="preserve">  2.2 Overall Description</w:t>
       </w:r>
     </w:p>
     <w:p>
       <w:pPr>
-        <w:pStyle w:val="ListBullet"/>
+        <w:spacing w:after="40"/>
       </w:pPr>
       <w:r>
-        <w:t>• Automation of Import General Manifest (IGM) registration and instant AI-driven 3x3 risk analysis based on cargo type, origin country, and tonnage.</w:t>
+        <w:rPr>
+          <w:rFonts w:ascii="Arial" w:hAnsi="Arial"/>
+          <w:color w:val="333333"/>
+          <w:sz w:val="21"/>
+        </w:rPr>
+        <w:t xml:space="preserve">  2.3 Special Requirements</w:t>
       </w:r>
     </w:p>
     <w:p>
       <w:pPr>
-        <w:pStyle w:val="ListBullet"/>
+        <w:spacing w:after="40"/>
       </w:pPr>
       <w:r>
-        <w:t>• Digitalization of physical verification at gates, including weighbridge weight comparisons, seal integrity tracking, and uploading photo evidence.</w:t>
+        <w:rPr>
+          <w:rFonts w:ascii="Arial" w:hAnsi="Arial"/>
+          <w:color w:val="333333"/>
+          <w:sz w:val="21"/>
+        </w:rPr>
+        <w:t xml:space="preserve">  2.4 Functional Requirements</w:t>
       </w:r>
     </w:p>
     <w:p>
       <w:pPr>
-        <w:pStyle w:val="ListBullet"/>
+        <w:spacing w:after="40"/>
       </w:pPr>
       <w:r>
-        <w:t>• Secure role-based access control (RBAC) ensuring only approved accounts with active Two-Factor Authentication can perform security tasks.</w:t>
+        <w:rPr>
+          <w:rFonts w:ascii="Arial" w:hAnsi="Arial"/>
+          <w:color w:val="333333"/>
+          <w:sz w:val="21"/>
+        </w:rPr>
+        <w:t xml:space="preserve">  2.5 Design Constraints</w:t>
       </w:r>
     </w:p>
     <w:p>
       <w:pPr>
-        <w:pStyle w:val="ListBullet"/>
+        <w:spacing w:after="40"/>
       </w:pPr>
       <w:r>
-        <w:t>• Elimination of paper certificates through the automated generation of digital, tamper-proof, QR-coded Port Clearance Certificates (PCC).</w:t>
+        <w:rPr>
+          <w:rFonts w:ascii="Arial" w:hAnsi="Arial"/>
+          <w:color w:val="333333"/>
+          <w:sz w:val="21"/>
+        </w:rPr>
+        <w:t xml:space="preserve">  2.6 System Attributes</w:t>
       </w:r>
     </w:p>
     <w:p>
       <w:pPr>
-        <w:pStyle w:val="ListBullet"/>
+        <w:spacing w:after="40"/>
       </w:pPr>
       <w:r>
-        <w:t>• Real-time, distributed data logging across all departments utilizing a secure cloud-hosted database (MongoDB Atlas).</w:t>
+        <w:rPr>
+          <w:rFonts w:ascii="Arial" w:hAnsi="Arial"/>
+          <w:color w:val="333333"/>
+          <w:sz w:val="21"/>
+        </w:rPr>
+        <w:t xml:space="preserve">  2.7 Other Requirements</w:t>
       </w:r>
     </w:p>
     <w:p>
       <w:pPr>
-        <w:pStyle w:val="Heading2"/>
+        <w:spacing w:after="40"/>
       </w:pPr>
       <w:r>
-        <w:t>1.4. Scope of the System</w:t>
+        <w:rPr>
+          <w:rFonts w:ascii="Arial" w:hAnsi="Arial"/>
+          <w:color w:val="333333"/>
+          <w:sz w:val="21"/>
+        </w:rPr>
+        <w:t>Chapter 3: System Design</w:t>
       </w:r>
     </w:p>
     <w:p>
+      <w:pPr>
+        <w:spacing w:after="40"/>
+      </w:pPr>
       <w:r>
-        <w:t>The scope encompasses manifest registration by logistics agents, risk matrix analysis by the built-in RMS engine, physical inspection logging at the port gates, custom review/release decision-making by Port Authority officers, and security audit logging. It also features a grievance portal to route operational bottlenecks directly to the port chairman for immediate resolution.</w:t>
+        <w:rPr>
+          <w:rFonts w:ascii="Arial" w:hAnsi="Arial"/>
+          <w:color w:val="333333"/>
+          <w:sz w:val="21"/>
+        </w:rPr>
+        <w:t xml:space="preserve">  3.1 Introduction</w:t>
       </w:r>
     </w:p>
     <w:p>
       <w:pPr>
-        <w:pStyle w:val="Heading2"/>
+        <w:spacing w:after="40"/>
       </w:pPr>
       <w:r>
-        <w:t>1.5. Structure of the System</w:t>
+        <w:rPr>
+          <w:rFonts w:ascii="Arial" w:hAnsi="Arial"/>
+          <w:color w:val="333333"/>
+          <w:sz w:val="21"/>
+        </w:rPr>
+        <w:t xml:space="preserve">  3.2 Assumptions and Constraints</w:t>
       </w:r>
     </w:p>
     <w:p>
+      <w:pPr>
+        <w:spacing w:after="40"/>
+      </w:pPr>
       <w:r>
-        <w:t>The platform is divided into three key layers: 1) The Frontend Client (built with React 18, Ant Design, and HSL themes), which handles layouts, multilingual support (Hindi/English), and certificate printing; 2) The Backend API (built with Python Flask and PyMongo), which processes transactions, conducts risk calculations, and serves client requests; 3) The Cloud Database (MongoDB Atlas Cluster), which stores collections securely and ensures 24/7 synchronization.</w:t>
+        <w:rPr>
+          <w:rFonts w:ascii="Arial" w:hAnsi="Arial"/>
+          <w:color w:val="333333"/>
+          <w:sz w:val="21"/>
+        </w:rPr>
+        <w:t xml:space="preserve">  3.3 Functional Decomposition</w:t>
       </w:r>
     </w:p>
     <w:p>
       <w:pPr>
-        <w:pStyle w:val="Heading2"/>
+        <w:spacing w:after="40"/>
       </w:pPr>
       <w:r>
-        <w:t>1.6. System Architecture</w:t>
+        <w:rPr>
+          <w:rFonts w:ascii="Arial" w:hAnsi="Arial"/>
+          <w:color w:val="333333"/>
+          <w:sz w:val="21"/>
+        </w:rPr>
+        <w:t xml:space="preserve">  3.4 Description of Processes</w:t>
       </w:r>
     </w:p>
     <w:p>
+      <w:pPr>
+        <w:spacing w:after="40"/>
+      </w:pPr>
       <w:r>
-        <w:t>The application utilizes a decoupled, modern three-tier architecture:</w:t>
+        <w:rPr>
+          <w:rFonts w:ascii="Arial" w:hAnsi="Arial"/>
+          <w:color w:val="333333"/>
+          <w:sz w:val="21"/>
+        </w:rPr>
+        <w:t>Chapter 4: Database Design</w:t>
       </w:r>
     </w:p>
     <w:p>
       <w:pPr>
-        <w:jc w:val="center"/>
+        <w:spacing w:after="40"/>
       </w:pPr>
       <w:r>
         <w:rPr>
-          <w:b/>
+          <w:rFonts w:ascii="Arial" w:hAnsi="Arial"/>
+          <w:color w:val="333333"/>
+          <w:sz w:val="21"/>
         </w:rPr>
-        <w:t>[React 18 UI Client (AntD)] &lt;--- (JSON over HTTP) ---&gt; [Flask REST API (Python)] &lt;--- (PyMongo / TLS) ---&gt; [MongoDB Atlas Cloud Cluster]</w:t>
+        <w:t xml:space="preserve">  4.1 Introduction &amp; Schema Purpose</w:t>
       </w:r>
     </w:p>
     <w:p>
       <w:pPr>
-        <w:pStyle w:val="Heading2"/>
+        <w:spacing w:after="40"/>
       </w:pPr>
       <w:r>
-        <w:t>1.7. End Users</w:t>
+        <w:rPr>
+          <w:rFonts w:ascii="Arial" w:hAnsi="Arial"/>
+          <w:color w:val="333333"/>
+          <w:sz w:val="21"/>
+        </w:rPr>
+        <w:t xml:space="preserve">  4.2 Collection Definitions</w:t>
       </w:r>
     </w:p>
     <w:p>
+      <w:pPr>
+        <w:spacing w:after="40"/>
+      </w:pPr>
       <w:r>
-        <w:t>The platform classifies end users into four specific roles:</w:t>
+        <w:rPr>
+          <w:rFonts w:ascii="Arial" w:hAnsi="Arial"/>
+          <w:color w:val="333333"/>
+          <w:sz w:val="21"/>
+        </w:rPr>
+        <w:t xml:space="preserve">  4.3 Entity Relationships</w:t>
       </w:r>
     </w:p>
     <w:p>
       <w:pPr>
-        <w:pStyle w:val="ListBullet"/>
+        <w:spacing w:after="40"/>
       </w:pPr>
       <w:r>
-        <w:t>1. Inspector (Port Gate / Weighbridge Operator): Submits manifests, measures weights, uploads pictures, and logs security switches.</w:t>
+        <w:rPr>
+          <w:rFonts w:ascii="Arial" w:hAnsi="Arial"/>
+          <w:color w:val="333333"/>
+          <w:sz w:val="21"/>
+        </w:rPr>
+        <w:t>Chapter 5: Detailed Design</w:t>
       </w:r>
     </w:p>
     <w:p>
       <w:pPr>
-        <w:pStyle w:val="ListBullet"/>
+        <w:spacing w:after="40"/>
       </w:pPr>
       <w:r>
-        <w:t>2. Port Authority (Customs / Adjudication Officer): Evaluates inspected manifests, inputs adjudication notes, grants or rejects clearance, and issues PCC.</w:t>
+        <w:rPr>
+          <w:rFonts w:ascii="Arial" w:hAnsi="Arial"/>
+          <w:color w:val="333333"/>
+          <w:sz w:val="21"/>
+        </w:rPr>
+        <w:t xml:space="preserve">  5.1 Core Modules &amp; Package Structure</w:t>
       </w:r>
     </w:p>
     <w:p>
       <w:pPr>
-        <w:pStyle w:val="ListBullet"/>
+        <w:spacing w:after="40"/>
       </w:pPr>
       <w:r>
-        <w:t>3. System Admin: Activates/approves user accounts, manages active directories, and monitors the tamper-proof security audit log.</w:t>
+        <w:rPr>
+          <w:rFonts w:ascii="Arial" w:hAnsi="Arial"/>
+          <w:color w:val="333333"/>
+          <w:sz w:val="21"/>
+        </w:rPr>
+        <w:t xml:space="preserve">  5.2 Authentication &amp; Stepper Design</w:t>
       </w:r>
     </w:p>
     <w:p>
       <w:pPr>
-        <w:pStyle w:val="ListBullet"/>
+        <w:spacing w:after="40"/>
       </w:pPr>
       <w:r>
-        <w:t>4. Grievance Board (Chairman Office): Reviews issues and operational bottlenecks escalated from the gate.</w:t>
+        <w:rPr>
+          <w:rFonts w:ascii="Arial" w:hAnsi="Arial"/>
+          <w:color w:val="333333"/>
+          <w:sz w:val="21"/>
+        </w:rPr>
+        <w:t xml:space="preserve">  5.3 Bilingual Certification &amp; Offline Adapters</w:t>
       </w:r>
     </w:p>
     <w:p>
       <w:pPr>
-        <w:pStyle w:val="Heading2"/>
+        <w:spacing w:after="40"/>
       </w:pPr>
       <w:r>
-        <w:t>1.8. Software/Hardware used for the development</w:t>
-      </w:r>
-    </w:p>
-    <w:tbl>
-      <w:tblPr>
-        <w:tblStyle w:val="LightShading-Accent1"/>
-        <w:tblW w:type="auto" w:w="0"/>
-        <w:tblLook w:firstColumn="1" w:firstRow="1" w:lastColumn="0" w:lastRow="0" w:noHBand="0" w:noVBand="1" w:val="04A0"/>
-      </w:tblPr>
-      <w:tblGrid>
-        <w:gridCol w:w="4320"/>
-        <w:gridCol w:w="4320"/>
-      </w:tblGrid>
-      <w:tr>
-        <w:tc>
-          <w:tcPr>
-            <w:tcW w:type="dxa" w:w="4320"/>
-            <w:shd w:fill="0A2540"/>
-          </w:tcPr>
-          <w:p>
-            <w:r>
-              <w:rPr>
-                <w:b/>
-                <w:color w:val="FFFFFF"/>
-              </w:rPr>
-              <w:t>Development Component</w:t>
-            </w:r>
-          </w:p>
-        </w:tc>
-        <w:tc>
-          <w:tcPr>
-            <w:tcW w:type="dxa" w:w="4320"/>
-            <w:shd w:fill="0A2540"/>
-          </w:tcPr>
-          <w:p>
-            <w:r>
-              <w:rPr>
-                <w:b/>
-                <w:color w:val="FFFFFF"/>
-              </w:rPr>
-              <w:t>Specification</w:t>
-            </w:r>
-          </w:p>
-        </w:tc>
-      </w:tr>
-      <w:tr>
-        <w:tc>
-          <w:tcPr>
-            <w:tcW w:type="dxa" w:w="4320"/>
-          </w:tcPr>
-          <w:p>
-            <w:r>
-              <w:t>Operating System</w:t>
-            </w:r>
-          </w:p>
-        </w:tc>
-        <w:tc>
-          <w:tcPr>
-            <w:tcW w:type="dxa" w:w="4320"/>
-          </w:tcPr>
-          <w:p>
-            <w:r>
-              <w:t>Windows 11 / Node.js Dev Environment</w:t>
-            </w:r>
-          </w:p>
-        </w:tc>
-      </w:tr>
-      <w:tr>
-        <w:tc>
-          <w:tcPr>
-            <w:tcW w:type="dxa" w:w="4320"/>
-          </w:tcPr>
-          <w:p>
-            <w:r>
-              <w:t>Frontend Technology</w:t>
-            </w:r>
-          </w:p>
-        </w:tc>
-        <w:tc>
-          <w:tcPr>
-            <w:tcW w:type="dxa" w:w="4320"/>
-          </w:tcPr>
-          <w:p>
-            <w:r>
-              <w:t>React.js 18, Vite Bundler, Ant Design 5 UI, Axios</w:t>
-            </w:r>
-          </w:p>
-        </w:tc>
-      </w:tr>
-      <w:tr>
-        <w:tc>
-          <w:tcPr>
-            <w:tcW w:type="dxa" w:w="4320"/>
-          </w:tcPr>
-          <w:p>
-            <w:r>
-              <w:t>Backend Web Framework</w:t>
-            </w:r>
-          </w:p>
-        </w:tc>
-        <w:tc>
-          <w:tcPr>
-            <w:tcW w:type="dxa" w:w="4320"/>
-          </w:tcPr>
-          <w:p>
-            <w:r>
-              <w:t>Python 3.11+, Flask REST microframework, python-dotenv</w:t>
-            </w:r>
-          </w:p>
-        </w:tc>
-      </w:tr>
-      <w:tr>
-        <w:tc>
-          <w:tcPr>
-            <w:tcW w:type="dxa" w:w="4320"/>
-          </w:tcPr>
-          <w:p>
-            <w:r>
-              <w:t>Database / Connectors</w:t>
-            </w:r>
-          </w:p>
-        </w:tc>
-        <w:tc>
-          <w:tcPr>
-            <w:tcW w:type="dxa" w:w="4320"/>
-          </w:tcPr>
-          <w:p>
-            <w:r>
-              <w:t>MongoDB Atlas (M0 tier), PyMongo, dnspython</w:t>
-            </w:r>
-          </w:p>
-        </w:tc>
-      </w:tr>
-      <w:tr>
-        <w:tc>
-          <w:tcPr>
-            <w:tcW w:type="dxa" w:w="4320"/>
-          </w:tcPr>
-          <w:p>
-            <w:r>
-              <w:t>Development Tools</w:t>
-            </w:r>
-          </w:p>
-        </w:tc>
-        <w:tc>
-          <w:tcPr>
-            <w:tcW w:type="dxa" w:w="4320"/>
-          </w:tcPr>
-          <w:p>
-            <w:r>
-              <w:t>VS Code, Git Bash, Postman Client</w:t>
-            </w:r>
-          </w:p>
-        </w:tc>
-      </w:tr>
-    </w:tbl>
-    <w:p>
-      <w:pPr>
-        <w:pStyle w:val="Heading2"/>
-      </w:pPr>
-      <w:r>
-        <w:t>1.9. Software/Hardware required for the implementation</w:t>
+        <w:rPr>
+          <w:rFonts w:ascii="Arial" w:hAnsi="Arial"/>
+          <w:color w:val="333333"/>
+          <w:sz w:val="21"/>
+        </w:rPr>
+        <w:t>Chapter 6: Testing &amp; Validation</w:t>
       </w:r>
     </w:p>
     <w:p>
+      <w:pPr>
+        <w:spacing w:after="40"/>
+      </w:pPr>
       <w:r>
-        <w:t>Hardware and Software required for live production deployment at NMPA gates:</w:t>
+        <w:rPr>
+          <w:rFonts w:ascii="Arial" w:hAnsi="Arial"/>
+          <w:color w:val="333333"/>
+          <w:sz w:val="21"/>
+        </w:rPr>
+        <w:t xml:space="preserve">  6.1 Testing Methodology</w:t>
       </w:r>
     </w:p>
     <w:p>
+      <w:pPr>
+        <w:spacing w:after="40"/>
+      </w:pPr>
       <w:r>
-        <w:t>• Production Servers: Ubuntu Server 22.04 LTS instance, Nginx reverse-proxy, Gunicorn WSGI. • Network Security: SSL/TLS certificates (HTTPS), MongoDB Network Access restricted to server IP, Atlas firewall. • Clients: Modern HTML5 browsers (Chrome, Edge, Safari) running on Gate operator terminals or portable inspection tablets. • Devices: QR code scanners, digital weighbridge integration interfaces.</w:t>
+        <w:rPr>
+          <w:rFonts w:ascii="Arial" w:hAnsi="Arial"/>
+          <w:color w:val="333333"/>
+          <w:sz w:val="21"/>
+        </w:rPr>
+        <w:t xml:space="preserve">  6.2 Representative Test Cases Matrix</w:t>
+      </w:r>
+    </w:p>
+    <w:p>
+      <w:pPr>
+        <w:spacing w:after="40"/>
+      </w:pPr>
+      <w:r>
+        <w:rPr>
+          <w:rFonts w:ascii="Arial" w:hAnsi="Arial"/>
+          <w:color w:val="333333"/>
+          <w:sz w:val="21"/>
+        </w:rPr>
+        <w:t>Chapter 7: Project Conclusion &amp; Future Enhancements</w:t>
+      </w:r>
+    </w:p>
+    <w:p>
+      <w:pPr>
+        <w:spacing w:after="40"/>
+      </w:pPr>
+      <w:r>
+        <w:rPr>
+          <w:rFonts w:ascii="Arial" w:hAnsi="Arial"/>
+          <w:color w:val="333333"/>
+          <w:sz w:val="21"/>
+        </w:rPr>
+        <w:t xml:space="preserve">  7.1 Project Conclusion</w:t>
+      </w:r>
+    </w:p>
+    <w:p>
+      <w:pPr>
+        <w:spacing w:after="40"/>
+      </w:pPr>
+      <w:r>
+        <w:rPr>
+          <w:rFonts w:ascii="Arial" w:hAnsi="Arial"/>
+          <w:color w:val="333333"/>
+          <w:sz w:val="21"/>
+        </w:rPr>
+        <w:t xml:space="preserve">  7.2 Current Limitations</w:t>
+      </w:r>
+    </w:p>
+    <w:p>
+      <w:pPr>
+        <w:spacing w:after="40"/>
+      </w:pPr>
+      <w:r>
+        <w:rPr>
+          <w:rFonts w:ascii="Arial" w:hAnsi="Arial"/>
+          <w:color w:val="333333"/>
+          <w:sz w:val="21"/>
+        </w:rPr>
+        <w:t xml:space="preserve">  7.3 Scope for Enhancement</w:t>
       </w:r>
     </w:p>
     <w:p>
@@ -491,445 +567,152 @@
     </w:p>
     <w:p>
       <w:pPr>
-        <w:pStyle w:val="Heading1"/>
-        <w:pBdr>
-          <w:bottom w:val="single" w:sz="6" w:space="4" w:color="0A2540"/>
-        </w:pBdr>
+        <w:keepNext/>
+        <w:spacing w:before="360" w:after="160"/>
       </w:pPr>
       <w:r>
         <w:rPr>
-          <w:color w:val="0A2540"/>
+          <w:rFonts w:ascii="Arial" w:hAnsi="Arial"/>
+          <w:b/>
+          <w:color w:val="0D2B5E"/>
+          <w:sz w:val="36"/>
         </w:rPr>
-        <w:t>Chapter 2: SRS (Software Requirements Specification)</w:t>
+        <w:t>Chapter 1: Introduction</w:t>
       </w:r>
     </w:p>
     <w:p>
       <w:pPr>
-        <w:pStyle w:val="Heading2"/>
+        <w:keepNext/>
+        <w:spacing w:before="280" w:after="120"/>
       </w:pPr>
       <w:r>
-        <w:t>2.1. Introduction</w:t>
+        <w:rPr>
+          <w:rFonts w:ascii="Arial" w:hAnsi="Arial"/>
+          <w:b/>
+          <w:color w:val="1A4F8A"/>
+          <w:sz w:val="28"/>
+        </w:rPr>
+        <w:t>1.1 Introduction of the System</w:t>
       </w:r>
     </w:p>
     <w:p>
+      <w:pPr>
+        <w:keepNext/>
+        <w:spacing w:before="200" w:after="80"/>
+      </w:pPr>
       <w:r>
-        <w:t>This SRS document describes the functional, operational, and non-functional requirements of the NMPA Cargo Inspection system. It provides a clear baseline for software behavior, database entities, and user access flows.</w:t>
+        <w:rPr>
+          <w:rFonts w:ascii="Arial" w:hAnsi="Arial"/>
+          <w:b/>
+          <w:i/>
+          <w:color w:val="333333"/>
+          <w:sz w:val="24"/>
+        </w:rPr>
+        <w:t>1.1.1 Project Title</w:t>
       </w:r>
     </w:p>
     <w:p>
       <w:pPr>
-        <w:pStyle w:val="Heading2"/>
+        <w:spacing w:line="276" w:lineRule="auto" w:after="200"/>
+        <w:jc w:val="both"/>
       </w:pPr>
       <w:r>
-        <w:t>2.2. Overall Description</w:t>
+        <w:rPr>
+          <w:rFonts w:ascii="Arial" w:hAnsi="Arial"/>
+          <w:color w:val="333333"/>
+          <w:sz w:val="22"/>
+        </w:rPr>
+        <w:t>The project is officially titled 'NMPA Cargo Inspection and Vessel Clearance System' (referred to as NMPA-CIS).</w:t>
       </w:r>
     </w:p>
     <w:p>
       <w:pPr>
-        <w:pStyle w:val="Heading3"/>
+        <w:keepNext/>
+        <w:spacing w:before="200" w:after="80"/>
       </w:pPr>
       <w:r>
-        <w:t>2.2.1. Product perspective</w:t>
+        <w:rPr>
+          <w:rFonts w:ascii="Arial" w:hAnsi="Arial"/>
+          <w:b/>
+          <w:i/>
+          <w:color w:val="333333"/>
+          <w:sz w:val="24"/>
+        </w:rPr>
+        <w:t>1.1.2 Category</w:t>
       </w:r>
     </w:p>
     <w:p>
+      <w:pPr>
+        <w:spacing w:line="276" w:lineRule="auto" w:after="200"/>
+        <w:jc w:val="both"/>
+      </w:pPr>
       <w:r>
-        <w:t>This web application operates as an independent security layer sitting between the port shipping agent manifests and the gate physical weighbridges. It integrates with MongoDB Atlas to store all operations, serving as the single source of truth for customs adjudication.</w:t>
+        <w:rPr>
+          <w:rFonts w:ascii="Arial" w:hAnsi="Arial"/>
+          <w:color w:val="333333"/>
+          <w:sz w:val="22"/>
+        </w:rPr>
+        <w:t>The application belongs to the Port Management Information System (PMIS) category, functioning as a Single-Window maritime clearance tool.</w:t>
       </w:r>
     </w:p>
     <w:p>
       <w:pPr>
-        <w:pStyle w:val="Heading3"/>
+        <w:keepNext/>
+        <w:spacing w:before="200" w:after="80"/>
       </w:pPr>
       <w:r>
-        <w:t>2.2.2. Product Functions</w:t>
+        <w:rPr>
+          <w:rFonts w:ascii="Arial" w:hAnsi="Arial"/>
+          <w:b/>
+          <w:i/>
+          <w:color w:val="333333"/>
+          <w:sz w:val="24"/>
+        </w:rPr>
+        <w:t>1.1.3 Overview</w:t>
       </w:r>
     </w:p>
     <w:p>
+      <w:pPr>
+        <w:spacing w:line="276" w:lineRule="auto" w:after="200"/>
+        <w:jc w:val="both"/>
+      </w:pPr>
       <w:r>
-        <w:t>Major functions of the product include user authentication, role approval workflows, AI risk estimation (consequence and likelihood modeling), physical parameter logging (measuring mass deviation, checking container seals, logging structural cargo damage), Port Clearance Certificate generation, real-time audit logging of system events, and a secure grievance ticketing portal.</w:t>
+        <w:rPr>
+          <w:rFonts w:ascii="Arial" w:hAnsi="Arial"/>
+          <w:color w:val="333333"/>
+          <w:sz w:val="22"/>
+        </w:rPr>
+        <w:t>Maritime logistics involves multiple stakeholders: shipping agents, health inspectors, customs desks, and traffic supervisors. Traditionally, coordination occurred via physical signatures, leading to administrative delays. NMPA-CIS resolves this by providing a unified digital stepper dashboard. Features include bilingual English-Hindi support, PDF certificates with secure verification, and audit logs to ensure regulatory compliance.</w:t>
       </w:r>
     </w:p>
     <w:p>
       <w:pPr>
-        <w:pStyle w:val="Heading3"/>
+        <w:keepNext/>
+        <w:spacing w:before="200" w:after="80"/>
       </w:pPr>
       <w:r>
-        <w:t>2.2.3. User characteristics</w:t>
+        <w:rPr>
+          <w:rFonts w:ascii="Arial" w:hAnsi="Arial"/>
+          <w:b/>
+          <w:i/>
+          <w:color w:val="333333"/>
+          <w:sz w:val="24"/>
+        </w:rPr>
+        <w:t>1.1.4 How Comparable Port Systems Informed the Design</w:t>
       </w:r>
     </w:p>
     <w:p>
+      <w:pPr>
+        <w:spacing w:line="276" w:lineRule="auto" w:after="200"/>
+        <w:jc w:val="both"/>
+      </w:pPr>
       <w:r>
-        <w:t>Users are professional port staff. The Inspectors operating weighbridges require a clean, responsive mobile/tablet layout. Port Authority and Administrator staff require advanced web layouts with large tables, export capabilities, and interactive charts.</w:t>
-      </w:r>
-    </w:p>
-    <w:p>
-      <w:pPr>
-        <w:pStyle w:val="Heading3"/>
-      </w:pPr>
-      <w:r>
-        <w:t>2.2.4. General constraints</w:t>
-      </w:r>
-    </w:p>
-    <w:p>
-      <w:r>
-        <w:t>• The backend requires active internet access to reach the MongoDB Atlas cluster. • Port Authority decisions are final; once a manifest is Approved or Port Clearance is Granted, it cannot be modified or re-adjudicated.</w:t>
-      </w:r>
-    </w:p>
-    <w:p>
-      <w:pPr>
-        <w:pStyle w:val="Heading3"/>
-      </w:pPr>
-      <w:r>
-        <w:t>2.2.5. Assumptions</w:t>
-      </w:r>
-    </w:p>
-    <w:p>
-      <w:r>
-        <w:t>It is assumed that shipping agents input correct Initial Gross Tonnages, and that gate scales are calibrated to transmit exact actual tonnages.</w:t>
-      </w:r>
-    </w:p>
-    <w:p>
-      <w:pPr>
-        <w:pStyle w:val="Heading2"/>
-      </w:pPr>
-      <w:r>
-        <w:t>2.3. Special Requirements</w:t>
-      </w:r>
-    </w:p>
-    <w:p>
-      <w:r>
-        <w:t>• Multi-lingual translation: All interface text, tooltips, buttons, tables, and notifications must support both English and Hindi. • Offline Resilience: Local caches should support continuous operations in case of transient network timeouts.</w:t>
-      </w:r>
-    </w:p>
-    <w:p>
-      <w:pPr>
-        <w:pStyle w:val="Heading2"/>
-      </w:pPr>
-      <w:r>
-        <w:t>2.4. Functional requirements</w:t>
-      </w:r>
-    </w:p>
-    <w:tbl>
-      <w:tblPr>
-        <w:tblStyle w:val="LightShading-Accent1"/>
-        <w:tblW w:type="auto" w:w="0"/>
-        <w:tblLook w:firstColumn="1" w:firstRow="1" w:lastColumn="0" w:lastRow="0" w:noHBand="0" w:noVBand="1" w:val="04A0"/>
-      </w:tblPr>
-      <w:tblGrid>
-        <w:gridCol w:w="2880"/>
-        <w:gridCol w:w="2880"/>
-        <w:gridCol w:w="2880"/>
-      </w:tblGrid>
-      <w:tr>
-        <w:tc>
-          <w:tcPr>
-            <w:tcW w:type="dxa" w:w="2880"/>
-            <w:shd w:fill="0A2540"/>
-          </w:tcPr>
-          <w:p>
-            <w:r>
-              <w:rPr>
-                <w:b/>
-                <w:color w:val="FFFFFF"/>
-              </w:rPr>
-              <w:t>Req ID</w:t>
-            </w:r>
-          </w:p>
-        </w:tc>
-        <w:tc>
-          <w:tcPr>
-            <w:tcW w:type="dxa" w:w="2880"/>
-            <w:shd w:fill="0A2540"/>
-          </w:tcPr>
-          <w:p>
-            <w:r>
-              <w:rPr>
-                <w:b/>
-                <w:color w:val="FFFFFF"/>
-              </w:rPr>
-              <w:t>Feature Area</w:t>
-            </w:r>
-          </w:p>
-        </w:tc>
-        <w:tc>
-          <w:tcPr>
-            <w:tcW w:type="dxa" w:w="2880"/>
-            <w:shd w:fill="0A2540"/>
-          </w:tcPr>
-          <w:p>
-            <w:r>
-              <w:rPr>
-                <w:b/>
-                <w:color w:val="FFFFFF"/>
-              </w:rPr>
-              <w:t>Description</w:t>
-            </w:r>
-          </w:p>
-        </w:tc>
-      </w:tr>
-      <w:tr>
-        <w:tc>
-          <w:tcPr>
-            <w:tcW w:type="dxa" w:w="2880"/>
-          </w:tcPr>
-          <w:p>
-            <w:r>
-              <w:t>FR-01</w:t>
-            </w:r>
-          </w:p>
-        </w:tc>
-        <w:tc>
-          <w:tcPr>
-            <w:tcW w:type="dxa" w:w="2880"/>
-          </w:tcPr>
-          <w:p>
-            <w:r>
-              <w:t>User Management &amp; RBAC</w:t>
-            </w:r>
-          </w:p>
-        </w:tc>
-        <w:tc>
-          <w:tcPr>
-            <w:tcW w:type="dxa" w:w="2880"/>
-          </w:tcPr>
-          <w:p>
-            <w:r>
-              <w:t>Sign-up validation, password strength policies, Two-Factor Authentication, and Admin approval workflow.</w:t>
-            </w:r>
-          </w:p>
-        </w:tc>
-      </w:tr>
-      <w:tr>
-        <w:tc>
-          <w:tcPr>
-            <w:tcW w:type="dxa" w:w="2880"/>
-          </w:tcPr>
-          <w:p>
-            <w:r>
-              <w:t>FR-02</w:t>
-            </w:r>
-          </w:p>
-        </w:tc>
-        <w:tc>
-          <w:tcPr>
-            <w:tcW w:type="dxa" w:w="2880"/>
-          </w:tcPr>
-          <w:p>
-            <w:r>
-              <w:t>Risk Matrix Analysis</w:t>
-            </w:r>
-          </w:p>
-        </w:tc>
-        <w:tc>
-          <w:tcPr>
-            <w:tcW w:type="dxa" w:w="2880"/>
-          </w:tcPr>
-          <w:p>
-            <w:r>
-              <w:t>Automatic calculation of Likelihood (origin risk) and Severity (cargo category &amp; mass) to assign Critical, Elevated, or Routine risk levels.</w:t>
-            </w:r>
-          </w:p>
-        </w:tc>
-      </w:tr>
-      <w:tr>
-        <w:tc>
-          <w:tcPr>
-            <w:tcW w:type="dxa" w:w="2880"/>
-          </w:tcPr>
-          <w:p>
-            <w:r>
-              <w:t>FR-03</w:t>
-            </w:r>
-          </w:p>
-        </w:tc>
-        <w:tc>
-          <w:tcPr>
-            <w:tcW w:type="dxa" w:w="2880"/>
-          </w:tcPr>
-          <w:p>
-            <w:r>
-              <w:t>Manifest Evaluation</w:t>
-            </w:r>
-          </w:p>
-        </w:tc>
-        <w:tc>
-          <w:tcPr>
-            <w:tcW w:type="dxa" w:w="2880"/>
-          </w:tcPr>
-          <w:p>
-            <w:r>
-              <w:t>Registration of incoming vessels, IMO identifiers, bills of lading, and Initial Gross Tonnage.</w:t>
-            </w:r>
-          </w:p>
-        </w:tc>
-      </w:tr>
-      <w:tr>
-        <w:tc>
-          <w:tcPr>
-            <w:tcW w:type="dxa" w:w="2880"/>
-          </w:tcPr>
-          <w:p>
-            <w:r>
-              <w:t>FR-04</w:t>
-            </w:r>
-          </w:p>
-        </w:tc>
-        <w:tc>
-          <w:tcPr>
-            <w:tcW w:type="dxa" w:w="2880"/>
-          </w:tcPr>
-          <w:p>
-            <w:r>
-              <w:t>Gate Physical Verification</w:t>
-            </w:r>
-          </w:p>
-        </w:tc>
-        <w:tc>
-          <w:tcPr>
-            <w:tcW w:type="dxa" w:w="2880"/>
-          </w:tcPr>
-          <w:p>
-            <w:r>
-              <w:t>Logging of actual weighbridge mass, seal status (Intact/Broken), and damage alerts (None/Detected) with image evidence uploads.</w:t>
-            </w:r>
-          </w:p>
-        </w:tc>
-      </w:tr>
-      <w:tr>
-        <w:tc>
-          <w:tcPr>
-            <w:tcW w:type="dxa" w:w="2880"/>
-          </w:tcPr>
-          <w:p>
-            <w:r>
-              <w:t>FR-05</w:t>
-            </w:r>
-          </w:p>
-        </w:tc>
-        <w:tc>
-          <w:tcPr>
-            <w:tcW w:type="dxa" w:w="2880"/>
-          </w:tcPr>
-          <w:p>
-            <w:r>
-              <w:t>Port Adjudication</w:t>
-            </w:r>
-          </w:p>
-        </w:tc>
-        <w:tc>
-          <w:tcPr>
-            <w:tcW w:type="dxa" w:w="2880"/>
-          </w:tcPr>
-          <w:p>
-            <w:r>
-              <w:t>Adjudication controls for Port Authority to Approve, Reject, or order Re-Inspection, with final decision locking.</w:t>
-            </w:r>
-          </w:p>
-        </w:tc>
-      </w:tr>
-      <w:tr>
-        <w:tc>
-          <w:tcPr>
-            <w:tcW w:type="dxa" w:w="2880"/>
-          </w:tcPr>
-          <w:p>
-            <w:r>
-              <w:t>FR-06</w:t>
-            </w:r>
-          </w:p>
-        </w:tc>
-        <w:tc>
-          <w:tcPr>
-            <w:tcW w:type="dxa" w:w="2880"/>
-          </w:tcPr>
-          <w:p>
-            <w:r>
-              <w:t>PCC &amp; QR Code</w:t>
-            </w:r>
-          </w:p>
-        </w:tc>
-        <w:tc>
-          <w:tcPr>
-            <w:tcW w:type="dxa" w:w="2880"/>
-          </w:tcPr>
-          <w:p>
-            <w:r>
-              <w:t>Auto-generation of Port Clearance Certificates containing printable layouts and verification QR tokens.</w:t>
-            </w:r>
-          </w:p>
-        </w:tc>
-      </w:tr>
-      <w:tr>
-        <w:tc>
-          <w:tcPr>
-            <w:tcW w:type="dxa" w:w="2880"/>
-          </w:tcPr>
-          <w:p>
-            <w:r>
-              <w:t>FR-07</w:t>
-            </w:r>
-          </w:p>
-        </w:tc>
-        <w:tc>
-          <w:tcPr>
-            <w:tcW w:type="dxa" w:w="2880"/>
-          </w:tcPr>
-          <w:p>
-            <w:r>
-              <w:t>Grievance Portal</w:t>
-            </w:r>
-          </w:p>
-        </w:tc>
-        <w:tc>
-          <w:tcPr>
-            <w:tcW w:type="dxa" w:w="2880"/>
-          </w:tcPr>
-          <w:p>
-            <w:r>
-              <w:t>Submission of complaints with automatic escalation to the Chairman's Office based on priority flags.</w:t>
-            </w:r>
-          </w:p>
-        </w:tc>
-      </w:tr>
-    </w:tbl>
-    <w:p>
-      <w:pPr>
-        <w:pStyle w:val="Heading2"/>
-      </w:pPr>
-      <w:r>
-        <w:t>2.5. Design Constraints</w:t>
-      </w:r>
-    </w:p>
-    <w:p>
-      <w:r>
-        <w:t>The system must adhere to standard web security practices: no plaintext storage of passwords in the database (hashed or protected), no exposure of secret environment keys on frontend pages, and secure HTTPS connections for all API endpoints.</w:t>
-      </w:r>
-    </w:p>
-    <w:p>
-      <w:pPr>
-        <w:pStyle w:val="Heading2"/>
-      </w:pPr>
-      <w:r>
-        <w:t>2.6. System Attributes</w:t>
-      </w:r>
-    </w:p>
-    <w:p>
-      <w:r>
-        <w:t>• Performance: Response time for risk analysis API must be under 500ms. • Availability: The cloud database connection must guarantee 99.9% uptime. • Security: Two-Factor authentication is enabled on user profiles by default.</w:t>
-      </w:r>
-    </w:p>
-    <w:p>
-      <w:pPr>
-        <w:pStyle w:val="Heading2"/>
-      </w:pPr>
-      <w:r>
-        <w:t>2.7. Other Requirements</w:t>
-      </w:r>
-    </w:p>
-    <w:p>
-      <w:r>
-        <w:t>Comprehensive database backup protocols (automated MongoDB snapshots) to prevent data loss due to hardware failures.</w:t>
+        <w:rPr>
+          <w:rFonts w:ascii="Arial" w:hAnsi="Arial"/>
+          <w:color w:val="333333"/>
+          <w:sz w:val="22"/>
+        </w:rPr>
+        <w:t>Analysis of national platforms like Sagar Setu (NLP-Marine) and international Port Community Systems (PCS) informed the system's architecture. The design focuses on sequential validation controls to prevent out-of-order approvals, a responsive layout for mobile-equipped yard inspectors, and integrated central redirects to official gateways (such as india.gov.in) to align with central government compliance.</w:t>
       </w:r>
     </w:p>
     <w:p>
@@ -939,183 +722,192 @@
     </w:p>
     <w:p>
       <w:pPr>
-        <w:pStyle w:val="Heading1"/>
-        <w:pBdr>
-          <w:bottom w:val="single" w:sz="6" w:space="4" w:color="0A2540"/>
-        </w:pBdr>
+        <w:keepNext/>
+        <w:spacing w:before="280" w:after="120"/>
       </w:pPr>
       <w:r>
         <w:rPr>
-          <w:color w:val="0A2540"/>
+          <w:rFonts w:ascii="Arial" w:hAnsi="Arial"/>
+          <w:b/>
+          <w:color w:val="1A4F8A"/>
+          <w:sz w:val="28"/>
         </w:rPr>
-        <w:t>Chapter 3: System Design</w:t>
+        <w:t>1.2 Background</w:t>
       </w:r>
     </w:p>
     <w:p>
       <w:pPr>
-        <w:pStyle w:val="Heading2"/>
+        <w:keepNext/>
+        <w:spacing w:before="200" w:after="80"/>
       </w:pPr>
       <w:r>
-        <w:t>3.1. Introduction</w:t>
+        <w:rPr>
+          <w:rFonts w:ascii="Arial" w:hAnsi="Arial"/>
+          <w:b/>
+          <w:i/>
+          <w:color w:val="333333"/>
+          <w:sz w:val="24"/>
+        </w:rPr>
+        <w:t>1.2.1 About the New Mangalore Port Authority</w:t>
       </w:r>
     </w:p>
     <w:p>
+      <w:pPr>
+        <w:spacing w:line="276" w:lineRule="auto" w:after="200"/>
+        <w:jc w:val="both"/>
+      </w:pPr>
       <w:r>
-        <w:t>This chapter details the high-level design of the NMPA software, outlining programs, data flows, and structural decomposition.</w:t>
+        <w:rPr>
+          <w:rFonts w:ascii="Arial" w:hAnsi="Arial"/>
+          <w:color w:val="333333"/>
+          <w:sz w:val="22"/>
+        </w:rPr>
+        <w:t>The New Mangalore Port, located at Panambur, Mangalore, is Karnataka's premier maritime gateway. Handling diverse cargo loads including LPG, crude, iron ore, and timber, the port is managed by the New Mangalore Port Authority under the Ministry of Ports, Shipping and Waterways.</w:t>
       </w:r>
     </w:p>
     <w:p>
       <w:pPr>
-        <w:pStyle w:val="Heading2"/>
+        <w:keepNext/>
+        <w:spacing w:before="200" w:after="80"/>
       </w:pPr>
       <w:r>
-        <w:t>3.2. Assumptions and Constraints</w:t>
+        <w:rPr>
+          <w:rFonts w:ascii="Arial" w:hAnsi="Arial"/>
+          <w:b/>
+          <w:i/>
+          <w:color w:val="333333"/>
+          <w:sz w:val="24"/>
+        </w:rPr>
+        <w:t>1.2.2 Port Infrastructure and Operational Load</w:t>
       </w:r>
     </w:p>
     <w:p>
+      <w:pPr>
+        <w:spacing w:line="276" w:lineRule="auto" w:after="200"/>
+        <w:jc w:val="both"/>
+      </w:pPr>
       <w:r>
-        <w:t>The system architecture assumes a modern containerized deployment (e.g. Docker) with backend API containers scaling independently of frontend static builds.</w:t>
+        <w:rPr>
+          <w:rFonts w:ascii="Arial" w:hAnsi="Arial"/>
+          <w:color w:val="333333"/>
+          <w:sz w:val="22"/>
+        </w:rPr>
+        <w:t>NMPA manages deep-draft berths, oil tankers, and cargo terminals. The operational velocity requires constant monitoring of TRT (Turnaround Time) and berthing logs. The CIS portal directly impacts operational efficiency by reducing the documentation lead time required for vessel exit clearances.</w:t>
       </w:r>
     </w:p>
     <w:p>
       <w:pPr>
-        <w:pStyle w:val="Heading2"/>
+        <w:keepNext/>
+        <w:spacing w:before="200" w:after="80"/>
       </w:pPr>
       <w:r>
-        <w:t>3.3. Functional decomposition</w:t>
+        <w:rPr>
+          <w:rFonts w:ascii="Arial" w:hAnsi="Arial"/>
+          <w:b/>
+          <w:i/>
+          <w:color w:val="333333"/>
+          <w:sz w:val="24"/>
+        </w:rPr>
+        <w:t>1.2.3 Development Approach</w:t>
       </w:r>
     </w:p>
     <w:p>
+      <w:pPr>
+        <w:spacing w:line="276" w:lineRule="auto" w:after="200"/>
+        <w:jc w:val="both"/>
+      </w:pPr>
       <w:r>
-        <w:t>The modules are functionally decomposed as follows:</w:t>
+        <w:rPr>
+          <w:rFonts w:ascii="Arial" w:hAnsi="Arial"/>
+          <w:color w:val="333333"/>
+          <w:sz w:val="22"/>
+        </w:rPr>
+        <w:t>The platform utilizes React (Vite) on the frontend for responsiveness, combined with a Flask (Python) API backend and MongoDB NoSQL storage. This combination supports schema changes for complex cargo manifest declarations.</w:t>
       </w:r>
     </w:p>
     <w:p>
       <w:pPr>
-        <w:pStyle w:val="ListBullet"/>
+        <w:keepNext/>
+        <w:spacing w:before="280" w:after="120"/>
       </w:pPr>
       <w:r>
-        <w:t>• User Authorization Subsystem: Login, registration validation, admin approval checks, 2FA validation.</w:t>
+        <w:rPr>
+          <w:rFonts w:ascii="Arial" w:hAnsi="Arial"/>
+          <w:b/>
+          <w:color w:val="1A4F8A"/>
+          <w:sz w:val="28"/>
+        </w:rPr>
+        <w:t>1.3 Objectives of the System</w:t>
       </w:r>
     </w:p>
     <w:p>
       <w:pPr>
-        <w:pStyle w:val="ListBullet"/>
+        <w:spacing w:line="276" w:lineRule="auto" w:after="200"/>
+        <w:jc w:val="both"/>
       </w:pPr>
       <w:r>
-        <w:t>• Risk Analysis Subsystem: Origin-based likelihood scoring, weight/commodity severity mapping, 3x3 decision matrix.</w:t>
+        <w:rPr>
+          <w:rFonts w:ascii="Arial" w:hAnsi="Arial"/>
+          <w:color w:val="333333"/>
+          <w:sz w:val="22"/>
+        </w:rPr>
+        <w:t>The primary objectives are:</w:t>
       </w:r>
     </w:p>
     <w:p>
       <w:pPr>
         <w:pStyle w:val="ListBullet"/>
+        <w:spacing w:after="80"/>
       </w:pPr>
       <w:r>
-        <w:t>• Gate Logging Subsystem: Physical parameters input, weighbridge variance calculations, proof-of-inspection upload.</w:t>
+        <w:rPr>
+          <w:rFonts w:ascii="Arial" w:hAnsi="Arial"/>
+          <w:color w:val="333333"/>
+          <w:sz w:val="22"/>
+        </w:rPr>
+        <w:t>Replace manual, paper-based workflows with a digital clearance stepper.</w:t>
       </w:r>
     </w:p>
     <w:p>
       <w:pPr>
         <w:pStyle w:val="ListBullet"/>
+        <w:spacing w:after="80"/>
       </w:pPr>
       <w:r>
-        <w:t>• Adjudication Subsystem: Port authority decision panel, decision locking, email updates, and QR certificate generation.</w:t>
+        <w:rPr>
+          <w:rFonts w:ascii="Arial" w:hAnsi="Arial"/>
+          <w:color w:val="333333"/>
+          <w:sz w:val="22"/>
+        </w:rPr>
+        <w:t>Minimize turnaround delays through real-time notifications to port departments.</w:t>
       </w:r>
     </w:p>
     <w:p>
       <w:pPr>
         <w:pStyle w:val="ListBullet"/>
+        <w:spacing w:after="80"/>
       </w:pPr>
       <w:r>
-        <w:t>• Grievance Subsystem: Escalation routing, ticket logs, severity classifications.</w:t>
+        <w:rPr>
+          <w:rFonts w:ascii="Arial" w:hAnsi="Arial"/>
+          <w:color w:val="333333"/>
+          <w:sz w:val="22"/>
+        </w:rPr>
+        <w:t>Enforce accountability via an immutable, system-wide Security Audit Trail.</w:t>
       </w:r>
     </w:p>
     <w:p>
       <w:pPr>
-        <w:pStyle w:val="Heading2"/>
+        <w:pStyle w:val="ListBullet"/>
+        <w:spacing w:after="80"/>
       </w:pPr>
       <w:r>
-        <w:t>3.4. Description of Programs</w:t>
-      </w:r>
-    </w:p>
-    <w:p>
-      <w:pPr>
-        <w:pStyle w:val="Heading3"/>
-      </w:pPr>
-      <w:r>
-        <w:t>3.4.1. Context Flow Diagram (CFD)</w:t>
-      </w:r>
-    </w:p>
-    <w:p>
-      <w:r>
-        <w:t>The Context Flow Diagram (Level 0 DFD) defines the boundaries of the NMPA Cargo Inspection system. Vessel agents and inspectors feed cargo manifests and gate measurements into the system boundary. The system processes the inputs, updates the MongoDB database, and sends decisions and certificates back to the Port Authority and Inspectors.</w:t>
-      </w:r>
-    </w:p>
-    <w:p>
-      <w:pPr>
-        <w:pStyle w:val="Heading3"/>
-      </w:pPr>
-      <w:r>
-        <w:t>3.4.2. Data Flow Diagrams (DFDs)</w:t>
-      </w:r>
-    </w:p>
-    <w:p>
-      <w:r>
-        <w:t>Data Flow level definitions:</w:t>
-      </w:r>
-    </w:p>
-    <w:p>
-      <w:pPr>
-        <w:pStyle w:val="Heading4"/>
-      </w:pPr>
-      <w:r>
-        <w:t>Level 0 DFD: System Context</w:t>
-      </w:r>
-    </w:p>
-    <w:p>
-      <w:r>
-        <w:t>User/Role ---&gt; [NMPA Cargo System Portal] &lt;---&gt; [MongoDB Cloud Database Store]</w:t>
-      </w:r>
-    </w:p>
-    <w:p>
-      <w:pPr>
-        <w:pStyle w:val="Heading4"/>
-      </w:pPr>
-      <w:r>
-        <w:t>Level 1 DFD: Process Breakdown</w:t>
-      </w:r>
-    </w:p>
-    <w:p>
-      <w:r>
-        <w:t>Inspector ---&gt; (Register Manifest) ---&gt; Process 1.0 [RMS Evaluator] ---&gt; (Write Manifest Document) ---&gt; DB Store</w:t>
-      </w:r>
-    </w:p>
-    <w:p>
-      <w:r>
-        <w:t>Gate Operator ---&gt; (Physical Gate Vetting) ---&gt; Process 2.0 [Gate Validator] ---&gt; (Write Verification Document) ---&gt; DB Store</w:t>
-      </w:r>
-    </w:p>
-    <w:p>
-      <w:r>
-        <w:t>Port Authority ---&gt; (Adjudication Verdict) ---&gt; Process 3.0 [Clearance Panel] ---&gt; (Generate PCC / QR Token) ---&gt; DB Store</w:t>
-      </w:r>
-    </w:p>
-    <w:p>
-      <w:r>
-        <w:t>Citizen/Agent ---&gt; (File Complaint) ---&gt; Process 4.0 [Grievance Manager] ---&gt; (Escalate / Assign Ticket) ---&gt; DB Store</w:t>
-      </w:r>
-    </w:p>
-    <w:p>
-      <w:pPr>
-        <w:pStyle w:val="Heading4"/>
-      </w:pPr>
-      <w:r>
-        <w:t>Level 2 DFD: RMS Risk Matrix Evaluation Details</w:t>
-      </w:r>
-    </w:p>
-    <w:p>
-      <w:r>
-        <w:t>Process 1.0 (RMS Evaluator) reads origin country and maps Likelihood (1-3) -&gt; Reads weight/commodity and maps Consequence (1-3) -&gt; Multiplies to yield Risk Score (1-9) -&gt; Assigns rating (Routine / Elevated / Critical) -&gt; Returns Analysis JSON to database.</w:t>
+        <w:rPr>
+          <w:rFonts w:ascii="Arial" w:hAnsi="Arial"/>
+          <w:color w:val="333333"/>
+          <w:sz w:val="22"/>
+        </w:rPr>
+        <w:t>Comply with central bilingual directives by providing full Hindi translation support.</w:t>
       </w:r>
     </w:p>
     <w:p>
@@ -1125,1234 +917,251 @@
     </w:p>
     <w:p>
       <w:pPr>
-        <w:pStyle w:val="Heading1"/>
-        <w:pBdr>
-          <w:bottom w:val="single" w:sz="6" w:space="4" w:color="0A2540"/>
-        </w:pBdr>
+        <w:keepNext/>
+        <w:spacing w:before="280" w:after="120"/>
       </w:pPr>
       <w:r>
         <w:rPr>
-          <w:color w:val="0A2540"/>
+          <w:rFonts w:ascii="Arial" w:hAnsi="Arial"/>
+          <w:b/>
+          <w:color w:val="1A4F8A"/>
+          <w:sz w:val="28"/>
         </w:rPr>
-        <w:t>Chapter 4: Database Design</w:t>
+        <w:t>1.4 Scope of the System</w:t>
       </w:r>
     </w:p>
     <w:p>
       <w:pPr>
-        <w:pStyle w:val="Heading2"/>
+        <w:spacing w:line="276" w:lineRule="auto" w:after="200"/>
+        <w:jc w:val="both"/>
       </w:pPr>
       <w:r>
-        <w:t>4.1. Introduction</w:t>
+        <w:rPr>
+          <w:rFonts w:ascii="Arial" w:hAnsi="Arial"/>
+          <w:color w:val="333333"/>
+          <w:sz w:val="22"/>
+        </w:rPr>
+        <w:t>The scope of NMPA-CIS extends from initial vessel entry logging to final exit clearance. It handles registration approvals via a dedicated request portal, manages vessel registries, operates the clearance stepper pipeline across three port departments, and generates verifiable PDF clearance certificates.</w:t>
       </w:r>
     </w:p>
     <w:p>
+      <w:pPr>
+        <w:keepNext/>
+        <w:spacing w:before="280" w:after="120"/>
+      </w:pPr>
       <w:r>
-        <w:t>The database is implemented using MongoDB Atlas, which utilizes JSON-like document collections. This allows hierarchical, flexible structures that map directly to application entities without complex JOINs.</w:t>
+        <w:rPr>
+          <w:rFonts w:ascii="Arial" w:hAnsi="Arial"/>
+          <w:b/>
+          <w:color w:val="1A4F8A"/>
+          <w:sz w:val="28"/>
+        </w:rPr>
+        <w:t>1.5 Structure of the System</w:t>
       </w:r>
     </w:p>
     <w:p>
       <w:pPr>
-        <w:pStyle w:val="Heading2"/>
+        <w:spacing w:line="276" w:lineRule="auto" w:after="200"/>
+        <w:jc w:val="both"/>
       </w:pPr>
       <w:r>
-        <w:t>4.2. Purpose and scope</w:t>
+        <w:rPr>
+          <w:rFonts w:ascii="Arial" w:hAnsi="Arial"/>
+          <w:color w:val="333333"/>
+          <w:sz w:val="22"/>
+        </w:rPr>
+        <w:t>The application divides port users into distinct functional roles:</w:t>
       </w:r>
     </w:p>
     <w:p>
+      <w:pPr>
+        <w:keepNext/>
+        <w:spacing w:before="200" w:after="80"/>
+      </w:pPr>
       <w:r>
-        <w:t>The database store provides persistent storage for user profiles, manifest records, gate logs, audit events, and grievance tickets, ensuring secure, encrypted connections over TLS.</w:t>
+        <w:rPr>
+          <w:rFonts w:ascii="Arial" w:hAnsi="Arial"/>
+          <w:b/>
+          <w:i/>
+          <w:color w:val="333333"/>
+          <w:sz w:val="24"/>
+        </w:rPr>
+        <w:t>Shipping Agents</w:t>
       </w:r>
     </w:p>
     <w:p>
       <w:pPr>
-        <w:pStyle w:val="Heading2"/>
+        <w:spacing w:line="276" w:lineRule="auto" w:after="200"/>
+        <w:jc w:val="both"/>
       </w:pPr>
       <w:r>
-        <w:t>4.3. Table Definitions (Collections)</w:t>
+        <w:rPr>
+          <w:rFonts w:ascii="Arial" w:hAnsi="Arial"/>
+          <w:color w:val="333333"/>
+          <w:sz w:val="22"/>
+        </w:rPr>
+        <w:t>Shipping agents can register requests, submit voyage details, upload manifests, and monitor clearance stages. They also access the Grievance Portal to log corruption or delays directly to the Chairman's Office.</w:t>
       </w:r>
     </w:p>
     <w:p>
       <w:pPr>
-        <w:pStyle w:val="Heading4"/>
+        <w:keepNext/>
+        <w:spacing w:before="200" w:after="80"/>
       </w:pPr>
       <w:r>
-        <w:t>Collection 1: users</w:t>
-      </w:r>
-    </w:p>
-    <w:tbl>
-      <w:tblPr>
-        <w:tblStyle w:val="LightShading-Accent1"/>
-        <w:tblW w:type="auto" w:w="0"/>
-        <w:tblLook w:firstColumn="1" w:firstRow="1" w:lastColumn="0" w:lastRow="0" w:noHBand="0" w:noVBand="1" w:val="04A0"/>
-      </w:tblPr>
-      <w:tblGrid>
-        <w:gridCol w:w="2160"/>
-        <w:gridCol w:w="2160"/>
-        <w:gridCol w:w="2160"/>
-        <w:gridCol w:w="2160"/>
-      </w:tblGrid>
-      <w:tr>
-        <w:tc>
-          <w:tcPr>
-            <w:tcW w:type="dxa" w:w="2160"/>
-            <w:shd w:fill="20639B"/>
-          </w:tcPr>
-          <w:p>
-            <w:r>
-              <w:rPr>
-                <w:color w:val="FFFFFF"/>
-              </w:rPr>
-              <w:t>Field Name</w:t>
-            </w:r>
-          </w:p>
-        </w:tc>
-        <w:tc>
-          <w:tcPr>
-            <w:tcW w:type="dxa" w:w="2160"/>
-            <w:shd w:fill="20639B"/>
-          </w:tcPr>
-          <w:p>
-            <w:r>
-              <w:rPr>
-                <w:color w:val="FFFFFF"/>
-              </w:rPr>
-              <w:t>Type</w:t>
-            </w:r>
-          </w:p>
-        </w:tc>
-        <w:tc>
-          <w:tcPr>
-            <w:tcW w:type="dxa" w:w="2160"/>
-            <w:shd w:fill="20639B"/>
-          </w:tcPr>
-          <w:p>
-            <w:r>
-              <w:rPr>
-                <w:color w:val="FFFFFF"/>
-              </w:rPr>
-              <w:t>Constraint</w:t>
-            </w:r>
-          </w:p>
-        </w:tc>
-        <w:tc>
-          <w:tcPr>
-            <w:tcW w:type="dxa" w:w="2160"/>
-            <w:shd w:fill="20639B"/>
-          </w:tcPr>
-          <w:p>
-            <w:r>
-              <w:rPr>
-                <w:color w:val="FFFFFF"/>
-              </w:rPr>
-              <w:t>Description</w:t>
-            </w:r>
-          </w:p>
-        </w:tc>
-      </w:tr>
-      <w:tr>
-        <w:tc>
-          <w:tcPr>
-            <w:tcW w:type="dxa" w:w="2160"/>
-          </w:tcPr>
-          <w:p>
-            <w:r>
-              <w:t>_id</w:t>
-            </w:r>
-          </w:p>
-        </w:tc>
-        <w:tc>
-          <w:tcPr>
-            <w:tcW w:type="dxa" w:w="2160"/>
-          </w:tcPr>
-          <w:p>
-            <w:r>
-              <w:t>ObjectId</w:t>
-            </w:r>
-          </w:p>
-        </w:tc>
-        <w:tc>
-          <w:tcPr>
-            <w:tcW w:type="dxa" w:w="2160"/>
-          </w:tcPr>
-          <w:p>
-            <w:r>
-              <w:t>Primary Key</w:t>
-            </w:r>
-          </w:p>
-        </w:tc>
-        <w:tc>
-          <w:tcPr>
-            <w:tcW w:type="dxa" w:w="2160"/>
-          </w:tcPr>
-          <w:p>
-            <w:r>
-              <w:t>Unique identifier automatically generated by MongoDB</w:t>
-            </w:r>
-          </w:p>
-        </w:tc>
-      </w:tr>
-      <w:tr>
-        <w:tc>
-          <w:tcPr>
-            <w:tcW w:type="dxa" w:w="2160"/>
-          </w:tcPr>
-          <w:p>
-            <w:r>
-              <w:t>username</w:t>
-            </w:r>
-          </w:p>
-        </w:tc>
-        <w:tc>
-          <w:tcPr>
-            <w:tcW w:type="dxa" w:w="2160"/>
-          </w:tcPr>
-          <w:p>
-            <w:r>
-              <w:t>String</w:t>
-            </w:r>
-          </w:p>
-        </w:tc>
-        <w:tc>
-          <w:tcPr>
-            <w:tcW w:type="dxa" w:w="2160"/>
-          </w:tcPr>
-          <w:p>
-            <w:r>
-              <w:t>Unique, Required</w:t>
-            </w:r>
-          </w:p>
-        </w:tc>
-        <w:tc>
-          <w:tcPr>
-            <w:tcW w:type="dxa" w:w="2160"/>
-          </w:tcPr>
-          <w:p>
-            <w:r>
-              <w:t>Alphanumeric username (minimum 4 characters)</w:t>
-            </w:r>
-          </w:p>
-        </w:tc>
-      </w:tr>
-      <w:tr>
-        <w:tc>
-          <w:tcPr>
-            <w:tcW w:type="dxa" w:w="2160"/>
-          </w:tcPr>
-          <w:p>
-            <w:r>
-              <w:t>password</w:t>
-            </w:r>
-          </w:p>
-        </w:tc>
-        <w:tc>
-          <w:tcPr>
-            <w:tcW w:type="dxa" w:w="2160"/>
-          </w:tcPr>
-          <w:p>
-            <w:r>
-              <w:t>String</w:t>
-            </w:r>
-          </w:p>
-        </w:tc>
-        <w:tc>
-          <w:tcPr>
-            <w:tcW w:type="dxa" w:w="2160"/>
-          </w:tcPr>
-          <w:p>
-            <w:r>
-              <w:t>Required</w:t>
-            </w:r>
-          </w:p>
-        </w:tc>
-        <w:tc>
-          <w:tcPr>
-            <w:tcW w:type="dxa" w:w="2160"/>
-          </w:tcPr>
-          <w:p>
-            <w:r>
-              <w:t>Hashed secure password string</w:t>
-            </w:r>
-          </w:p>
-        </w:tc>
-      </w:tr>
-      <w:tr>
-        <w:tc>
-          <w:tcPr>
-            <w:tcW w:type="dxa" w:w="2160"/>
-          </w:tcPr>
-          <w:p>
-            <w:r>
-              <w:t>email</w:t>
-            </w:r>
-          </w:p>
-        </w:tc>
-        <w:tc>
-          <w:tcPr>
-            <w:tcW w:type="dxa" w:w="2160"/>
-          </w:tcPr>
-          <w:p>
-            <w:r>
-              <w:t>String</w:t>
-            </w:r>
-          </w:p>
-        </w:tc>
-        <w:tc>
-          <w:tcPr>
-            <w:tcW w:type="dxa" w:w="2160"/>
-          </w:tcPr>
-          <w:p>
-            <w:r>
-              <w:t>Required</w:t>
-            </w:r>
-          </w:p>
-        </w:tc>
-        <w:tc>
-          <w:tcPr>
-            <w:tcW w:type="dxa" w:w="2160"/>
-          </w:tcPr>
-          <w:p>
-            <w:r>
-              <w:t>Official contact email address</w:t>
-            </w:r>
-          </w:p>
-        </w:tc>
-      </w:tr>
-      <w:tr>
-        <w:tc>
-          <w:tcPr>
-            <w:tcW w:type="dxa" w:w="2160"/>
-          </w:tcPr>
-          <w:p>
-            <w:r>
-              <w:t>role</w:t>
-            </w:r>
-          </w:p>
-        </w:tc>
-        <w:tc>
-          <w:tcPr>
-            <w:tcW w:type="dxa" w:w="2160"/>
-          </w:tcPr>
-          <w:p>
-            <w:r>
-              <w:t>String</w:t>
-            </w:r>
-          </w:p>
-        </w:tc>
-        <w:tc>
-          <w:tcPr>
-            <w:tcW w:type="dxa" w:w="2160"/>
-          </w:tcPr>
-          <w:p>
-            <w:r>
-              <w:t>Required</w:t>
-            </w:r>
-          </w:p>
-        </w:tc>
-        <w:tc>
-          <w:tcPr>
-            <w:tcW w:type="dxa" w:w="2160"/>
-          </w:tcPr>
-          <w:p>
-            <w:r>
-              <w:t>User role: system_admin, port_authority, inspector</w:t>
-            </w:r>
-          </w:p>
-        </w:tc>
-      </w:tr>
-      <w:tr>
-        <w:tc>
-          <w:tcPr>
-            <w:tcW w:type="dxa" w:w="2160"/>
-          </w:tcPr>
-          <w:p>
-            <w:r>
-              <w:t>is_approved</w:t>
-            </w:r>
-          </w:p>
-        </w:tc>
-        <w:tc>
-          <w:tcPr>
-            <w:tcW w:type="dxa" w:w="2160"/>
-          </w:tcPr>
-          <w:p>
-            <w:r>
-              <w:t>Boolean</w:t>
-            </w:r>
-          </w:p>
-        </w:tc>
-        <w:tc>
-          <w:tcPr>
-            <w:tcW w:type="dxa" w:w="2160"/>
-          </w:tcPr>
-          <w:p>
-            <w:r>
-              <w:t>Default: False</w:t>
-            </w:r>
-          </w:p>
-        </w:tc>
-        <w:tc>
-          <w:tcPr>
-            <w:tcW w:type="dxa" w:w="2160"/>
-          </w:tcPr>
-          <w:p>
-            <w:r>
-              <w:t>Flag set to True by System Admin to activate account</w:t>
-            </w:r>
-          </w:p>
-        </w:tc>
-      </w:tr>
-      <w:tr>
-        <w:tc>
-          <w:tcPr>
-            <w:tcW w:type="dxa" w:w="2160"/>
-          </w:tcPr>
-          <w:p>
-            <w:r>
-              <w:t>two_fa_enabled</w:t>
-            </w:r>
-          </w:p>
-        </w:tc>
-        <w:tc>
-          <w:tcPr>
-            <w:tcW w:type="dxa" w:w="2160"/>
-          </w:tcPr>
-          <w:p>
-            <w:r>
-              <w:t>Boolean</w:t>
-            </w:r>
-          </w:p>
-        </w:tc>
-        <w:tc>
-          <w:tcPr>
-            <w:tcW w:type="dxa" w:w="2160"/>
-          </w:tcPr>
-          <w:p>
-            <w:r>
-              <w:t>Default: True</w:t>
-            </w:r>
-          </w:p>
-        </w:tc>
-        <w:tc>
-          <w:tcPr>
-            <w:tcW w:type="dxa" w:w="2160"/>
-          </w:tcPr>
-          <w:p>
-            <w:r>
-              <w:t>Multi-factor authentication status flag</w:t>
-            </w:r>
-          </w:p>
-        </w:tc>
-      </w:tr>
-    </w:tbl>
-    <w:p>
-      <w:r>
-        <w:br/>
+        <w:rPr>
+          <w:rFonts w:ascii="Arial" w:hAnsi="Arial"/>
+          <w:b/>
+          <w:i/>
+          <w:color w:val="333333"/>
+          <w:sz w:val="24"/>
+        </w:rPr>
+        <w:t>Port Officers and Administrators</w:t>
       </w:r>
     </w:p>
     <w:p>
       <w:pPr>
-        <w:pStyle w:val="Heading4"/>
+        <w:spacing w:line="276" w:lineRule="auto" w:after="200"/>
+        <w:jc w:val="both"/>
       </w:pPr>
       <w:r>
-        <w:t>Collection 2: inspections</w:t>
-      </w:r>
-    </w:p>
-    <w:tbl>
-      <w:tblPr>
-        <w:tblStyle w:val="LightShading-Accent1"/>
-        <w:tblW w:type="auto" w:w="0"/>
-        <w:tblLook w:firstColumn="1" w:firstRow="1" w:lastColumn="0" w:lastRow="0" w:noHBand="0" w:noVBand="1" w:val="04A0"/>
-      </w:tblPr>
-      <w:tblGrid>
-        <w:gridCol w:w="2160"/>
-        <w:gridCol w:w="2160"/>
-        <w:gridCol w:w="2160"/>
-        <w:gridCol w:w="2160"/>
-      </w:tblGrid>
-      <w:tr>
-        <w:tc>
-          <w:tcPr>
-            <w:tcW w:type="dxa" w:w="2160"/>
-            <w:shd w:fill="20639B"/>
-          </w:tcPr>
-          <w:p>
-            <w:r>
-              <w:rPr>
-                <w:color w:val="FFFFFF"/>
-              </w:rPr>
-              <w:t>Field Name</w:t>
-            </w:r>
-          </w:p>
-        </w:tc>
-        <w:tc>
-          <w:tcPr>
-            <w:tcW w:type="dxa" w:w="2160"/>
-            <w:shd w:fill="20639B"/>
-          </w:tcPr>
-          <w:p>
-            <w:r>
-              <w:rPr>
-                <w:color w:val="FFFFFF"/>
-              </w:rPr>
-              <w:t>Type</w:t>
-            </w:r>
-          </w:p>
-        </w:tc>
-        <w:tc>
-          <w:tcPr>
-            <w:tcW w:type="dxa" w:w="2160"/>
-            <w:shd w:fill="20639B"/>
-          </w:tcPr>
-          <w:p>
-            <w:r>
-              <w:rPr>
-                <w:color w:val="FFFFFF"/>
-              </w:rPr>
-              <w:t>Constraint</w:t>
-            </w:r>
-          </w:p>
-        </w:tc>
-        <w:tc>
-          <w:tcPr>
-            <w:tcW w:type="dxa" w:w="2160"/>
-            <w:shd w:fill="20639B"/>
-          </w:tcPr>
-          <w:p>
-            <w:r>
-              <w:rPr>
-                <w:color w:val="FFFFFF"/>
-              </w:rPr>
-              <w:t>Description</w:t>
-            </w:r>
-          </w:p>
-        </w:tc>
-      </w:tr>
-      <w:tr>
-        <w:tc>
-          <w:tcPr>
-            <w:tcW w:type="dxa" w:w="2160"/>
-          </w:tcPr>
-          <w:p>
-            <w:r>
-              <w:t>_id</w:t>
-            </w:r>
-          </w:p>
-        </w:tc>
-        <w:tc>
-          <w:tcPr>
-            <w:tcW w:type="dxa" w:w="2160"/>
-          </w:tcPr>
-          <w:p>
-            <w:r>
-              <w:t>ObjectId</w:t>
-            </w:r>
-          </w:p>
-        </w:tc>
-        <w:tc>
-          <w:tcPr>
-            <w:tcW w:type="dxa" w:w="2160"/>
-          </w:tcPr>
-          <w:p>
-            <w:r>
-              <w:t>Primary Key</w:t>
-            </w:r>
-          </w:p>
-        </w:tc>
-        <w:tc>
-          <w:tcPr>
-            <w:tcW w:type="dxa" w:w="2160"/>
-          </w:tcPr>
-          <w:p>
-            <w:r>
-              <w:t>Unique identifier automatically generated by MongoDB</w:t>
-            </w:r>
-          </w:p>
-        </w:tc>
-      </w:tr>
-      <w:tr>
-        <w:tc>
-          <w:tcPr>
-            <w:tcW w:type="dxa" w:w="2160"/>
-          </w:tcPr>
-          <w:p>
-            <w:r>
-              <w:t>bill_of_lading</w:t>
-            </w:r>
-          </w:p>
-        </w:tc>
-        <w:tc>
-          <w:tcPr>
-            <w:tcW w:type="dxa" w:w="2160"/>
-          </w:tcPr>
-          <w:p>
-            <w:r>
-              <w:t>String</w:t>
-            </w:r>
-          </w:p>
-        </w:tc>
-        <w:tc>
-          <w:tcPr>
-            <w:tcW w:type="dxa" w:w="2160"/>
-          </w:tcPr>
-          <w:p>
-            <w:r>
-              <w:t>Unique, Required</w:t>
-            </w:r>
-          </w:p>
-        </w:tc>
-        <w:tc>
-          <w:tcPr>
-            <w:tcW w:type="dxa" w:w="2160"/>
-          </w:tcPr>
-          <w:p>
-            <w:r>
-              <w:t>Bill of lading (B/L) manifest identifier</w:t>
-            </w:r>
-          </w:p>
-        </w:tc>
-      </w:tr>
-      <w:tr>
-        <w:tc>
-          <w:tcPr>
-            <w:tcW w:type="dxa" w:w="2160"/>
-          </w:tcPr>
-          <w:p>
-            <w:r>
-              <w:t>vessel_name</w:t>
-            </w:r>
-          </w:p>
-        </w:tc>
-        <w:tc>
-          <w:tcPr>
-            <w:tcW w:type="dxa" w:w="2160"/>
-          </w:tcPr>
-          <w:p>
-            <w:r>
-              <w:t>String</w:t>
-            </w:r>
-          </w:p>
-        </w:tc>
-        <w:tc>
-          <w:tcPr>
-            <w:tcW w:type="dxa" w:w="2160"/>
-          </w:tcPr>
-          <w:p>
-            <w:r>
-              <w:t>Required</w:t>
-            </w:r>
-          </w:p>
-        </w:tc>
-        <w:tc>
-          <w:tcPr>
-            <w:tcW w:type="dxa" w:w="2160"/>
-          </w:tcPr>
-          <w:p>
-            <w:r>
-              <w:t>Name of the shipping vessel</w:t>
-            </w:r>
-          </w:p>
-        </w:tc>
-      </w:tr>
-      <w:tr>
-        <w:tc>
-          <w:tcPr>
-            <w:tcW w:type="dxa" w:w="2160"/>
-          </w:tcPr>
-          <w:p>
-            <w:r>
-              <w:t>vessel_imo</w:t>
-            </w:r>
-          </w:p>
-        </w:tc>
-        <w:tc>
-          <w:tcPr>
-            <w:tcW w:type="dxa" w:w="2160"/>
-          </w:tcPr>
-          <w:p>
-            <w:r>
-              <w:t>String</w:t>
-            </w:r>
-          </w:p>
-        </w:tc>
-        <w:tc>
-          <w:tcPr>
-            <w:tcW w:type="dxa" w:w="2160"/>
-          </w:tcPr>
-          <w:p>
-            <w:r>
-              <w:t>Required</w:t>
-            </w:r>
-          </w:p>
-        </w:tc>
-        <w:tc>
-          <w:tcPr>
-            <w:tcW w:type="dxa" w:w="2160"/>
-          </w:tcPr>
-          <w:p>
-            <w:r>
-              <w:t>International Maritime Organization number</w:t>
-            </w:r>
-          </w:p>
-        </w:tc>
-      </w:tr>
-      <w:tr>
-        <w:tc>
-          <w:tcPr>
-            <w:tcW w:type="dxa" w:w="2160"/>
-          </w:tcPr>
-          <w:p>
-            <w:r>
-              <w:t>cargo_type</w:t>
-            </w:r>
-          </w:p>
-        </w:tc>
-        <w:tc>
-          <w:tcPr>
-            <w:tcW w:type="dxa" w:w="2160"/>
-          </w:tcPr>
-          <w:p>
-            <w:r>
-              <w:t>String</w:t>
-            </w:r>
-          </w:p>
-        </w:tc>
-        <w:tc>
-          <w:tcPr>
-            <w:tcW w:type="dxa" w:w="2160"/>
-          </w:tcPr>
-          <w:p>
-            <w:r>
-              <w:t>Required</w:t>
-            </w:r>
-          </w:p>
-        </w:tc>
-        <w:tc>
-          <w:tcPr>
-            <w:tcW w:type="dxa" w:w="2160"/>
-          </w:tcPr>
-          <w:p>
-            <w:r>
-              <w:t>Description of cargo commodity</w:t>
-            </w:r>
-          </w:p>
-        </w:tc>
-      </w:tr>
-      <w:tr>
-        <w:tc>
-          <w:tcPr>
-            <w:tcW w:type="dxa" w:w="2160"/>
-          </w:tcPr>
-          <w:p>
-            <w:r>
-              <w:t>weight</w:t>
-            </w:r>
-          </w:p>
-        </w:tc>
-        <w:tc>
-          <w:tcPr>
-            <w:tcW w:type="dxa" w:w="2160"/>
-          </w:tcPr>
-          <w:p>
-            <w:r>
-              <w:t>Double</w:t>
-            </w:r>
-          </w:p>
-        </w:tc>
-        <w:tc>
-          <w:tcPr>
-            <w:tcW w:type="dxa" w:w="2160"/>
-          </w:tcPr>
-          <w:p>
-            <w:r>
-              <w:t>Required</w:t>
-            </w:r>
-          </w:p>
-        </w:tc>
-        <w:tc>
-          <w:tcPr>
-            <w:tcW w:type="dxa" w:w="2160"/>
-          </w:tcPr>
-          <w:p>
-            <w:r>
-              <w:t>Declared cargo gross tonnage (MT)</w:t>
-            </w:r>
-          </w:p>
-        </w:tc>
-      </w:tr>
-      <w:tr>
-        <w:tc>
-          <w:tcPr>
-            <w:tcW w:type="dxa" w:w="2160"/>
-          </w:tcPr>
-          <w:p>
-            <w:r>
-              <w:t>actual_weight</w:t>
-            </w:r>
-          </w:p>
-        </w:tc>
-        <w:tc>
-          <w:tcPr>
-            <w:tcW w:type="dxa" w:w="2160"/>
-          </w:tcPr>
-          <w:p>
-            <w:r>
-              <w:t>Double</w:t>
-            </w:r>
-          </w:p>
-        </w:tc>
-        <w:tc>
-          <w:tcPr>
-            <w:tcW w:type="dxa" w:w="2160"/>
-          </w:tcPr>
-          <w:p>
-            <w:r>
-              <w:t>Nullable</w:t>
-            </w:r>
-          </w:p>
-        </w:tc>
-        <w:tc>
-          <w:tcPr>
-            <w:tcW w:type="dxa" w:w="2160"/>
-          </w:tcPr>
-          <w:p>
-            <w:r>
-              <w:t>Measured mass at weighbridge (MT)</w:t>
-            </w:r>
-          </w:p>
-        </w:tc>
-      </w:tr>
-      <w:tr>
-        <w:tc>
-          <w:tcPr>
-            <w:tcW w:type="dxa" w:w="2160"/>
-          </w:tcPr>
-          <w:p>
-            <w:r>
-              <w:t>seal_intact</w:t>
-            </w:r>
-          </w:p>
-        </w:tc>
-        <w:tc>
-          <w:tcPr>
-            <w:tcW w:type="dxa" w:w="2160"/>
-          </w:tcPr>
-          <w:p>
-            <w:r>
-              <w:t>Boolean</w:t>
-            </w:r>
-          </w:p>
-        </w:tc>
-        <w:tc>
-          <w:tcPr>
-            <w:tcW w:type="dxa" w:w="2160"/>
-          </w:tcPr>
-          <w:p>
-            <w:r>
-              <w:t>Nullable</w:t>
-            </w:r>
-          </w:p>
-        </w:tc>
-        <w:tc>
-          <w:tcPr>
-            <w:tcW w:type="dxa" w:w="2160"/>
-          </w:tcPr>
-          <w:p>
-            <w:r>
-              <w:t>Security seal check switch</w:t>
-            </w:r>
-          </w:p>
-        </w:tc>
-      </w:tr>
-      <w:tr>
-        <w:tc>
-          <w:tcPr>
-            <w:tcW w:type="dxa" w:w="2160"/>
-          </w:tcPr>
-          <w:p>
-            <w:r>
-              <w:t>status</w:t>
-            </w:r>
-          </w:p>
-        </w:tc>
-        <w:tc>
-          <w:tcPr>
-            <w:tcW w:type="dxa" w:w="2160"/>
-          </w:tcPr>
-          <w:p>
-            <w:r>
-              <w:t>String</w:t>
-            </w:r>
-          </w:p>
-        </w:tc>
-        <w:tc>
-          <w:tcPr>
-            <w:tcW w:type="dxa" w:w="2160"/>
-          </w:tcPr>
-          <w:p>
-            <w:r>
-              <w:t>Required</w:t>
-            </w:r>
-          </w:p>
-        </w:tc>
-        <w:tc>
-          <w:tcPr>
-            <w:tcW w:type="dxa" w:w="2160"/>
-          </w:tcPr>
-          <w:p>
-            <w:r>
-              <w:t>Operational state (e.g. Awaiting Physical Inspection, Approved)</w:t>
-            </w:r>
-          </w:p>
-        </w:tc>
-      </w:tr>
-      <w:tr>
-        <w:tc>
-          <w:tcPr>
-            <w:tcW w:type="dxa" w:w="2160"/>
-          </w:tcPr>
-          <w:p>
-            <w:r>
-              <w:t>qr_token</w:t>
-            </w:r>
-          </w:p>
-        </w:tc>
-        <w:tc>
-          <w:tcPr>
-            <w:tcW w:type="dxa" w:w="2160"/>
-          </w:tcPr>
-          <w:p>
-            <w:r>
-              <w:t>String</w:t>
-            </w:r>
-          </w:p>
-        </w:tc>
-        <w:tc>
-          <w:tcPr>
-            <w:tcW w:type="dxa" w:w="2160"/>
-          </w:tcPr>
-          <w:p>
-            <w:r>
-              <w:t>Nullable</w:t>
-            </w:r>
-          </w:p>
-        </w:tc>
-        <w:tc>
-          <w:tcPr>
-            <w:tcW w:type="dxa" w:w="2160"/>
-          </w:tcPr>
-          <w:p>
-            <w:r>
-              <w:t>Verification token generated for the PCC</w:t>
-            </w:r>
-          </w:p>
-        </w:tc>
-      </w:tr>
-    </w:tbl>
-    <w:p>
-      <w:r>
-        <w:br/>
+        <w:rPr>
+          <w:rFonts w:ascii="Arial" w:hAnsi="Arial"/>
+          <w:color w:val="333333"/>
+          <w:sz w:val="22"/>
+        </w:rPr>
+        <w:t>Port Officers (Customs, Port Health, Traffic Control) perform step-by-step inspections. System Administrators approve registrations, configure system parameters, and monitor the Security Audit Trail.</w:t>
       </w:r>
     </w:p>
     <w:p>
       <w:pPr>
-        <w:pStyle w:val="Heading4"/>
+        <w:keepNext/>
+        <w:spacing w:before="280" w:after="120"/>
       </w:pPr>
       <w:r>
-        <w:t>Collection 3: audit_logs</w:t>
-      </w:r>
-    </w:p>
-    <w:tbl>
-      <w:tblPr>
-        <w:tblStyle w:val="LightShading-Accent1"/>
-        <w:tblW w:type="auto" w:w="0"/>
-        <w:tblLook w:firstColumn="1" w:firstRow="1" w:lastColumn="0" w:lastRow="0" w:noHBand="0" w:noVBand="1" w:val="04A0"/>
-      </w:tblPr>
-      <w:tblGrid>
-        <w:gridCol w:w="2160"/>
-        <w:gridCol w:w="2160"/>
-        <w:gridCol w:w="2160"/>
-        <w:gridCol w:w="2160"/>
-      </w:tblGrid>
-      <w:tr>
-        <w:tc>
-          <w:tcPr>
-            <w:tcW w:type="dxa" w:w="2160"/>
-            <w:shd w:fill="20639B"/>
-          </w:tcPr>
-          <w:p>
-            <w:r>
-              <w:rPr>
-                <w:color w:val="FFFFFF"/>
-              </w:rPr>
-              <w:t>Field Name</w:t>
-            </w:r>
-          </w:p>
-        </w:tc>
-        <w:tc>
-          <w:tcPr>
-            <w:tcW w:type="dxa" w:w="2160"/>
-            <w:shd w:fill="20639B"/>
-          </w:tcPr>
-          <w:p>
-            <w:r>
-              <w:rPr>
-                <w:color w:val="FFFFFF"/>
-              </w:rPr>
-              <w:t>Type</w:t>
-            </w:r>
-          </w:p>
-        </w:tc>
-        <w:tc>
-          <w:tcPr>
-            <w:tcW w:type="dxa" w:w="2160"/>
-            <w:shd w:fill="20639B"/>
-          </w:tcPr>
-          <w:p>
-            <w:r>
-              <w:rPr>
-                <w:color w:val="FFFFFF"/>
-              </w:rPr>
-              <w:t>Constraint</w:t>
-            </w:r>
-          </w:p>
-        </w:tc>
-        <w:tc>
-          <w:tcPr>
-            <w:tcW w:type="dxa" w:w="2160"/>
-            <w:shd w:fill="20639B"/>
-          </w:tcPr>
-          <w:p>
-            <w:r>
-              <w:rPr>
-                <w:color w:val="FFFFFF"/>
-              </w:rPr>
-              <w:t>Description</w:t>
-            </w:r>
-          </w:p>
-        </w:tc>
-      </w:tr>
-      <w:tr>
-        <w:tc>
-          <w:tcPr>
-            <w:tcW w:type="dxa" w:w="2160"/>
-          </w:tcPr>
-          <w:p>
-            <w:r>
-              <w:t>_id</w:t>
-            </w:r>
-          </w:p>
-        </w:tc>
-        <w:tc>
-          <w:tcPr>
-            <w:tcW w:type="dxa" w:w="2160"/>
-          </w:tcPr>
-          <w:p>
-            <w:r>
-              <w:t>ObjectId</w:t>
-            </w:r>
-          </w:p>
-        </w:tc>
-        <w:tc>
-          <w:tcPr>
-            <w:tcW w:type="dxa" w:w="2160"/>
-          </w:tcPr>
-          <w:p>
-            <w:r>
-              <w:t>Primary Key</w:t>
-            </w:r>
-          </w:p>
-        </w:tc>
-        <w:tc>
-          <w:tcPr>
-            <w:tcW w:type="dxa" w:w="2160"/>
-          </w:tcPr>
-          <w:p>
-            <w:r>
-              <w:t>Unique log identifier</w:t>
-            </w:r>
-          </w:p>
-        </w:tc>
-      </w:tr>
-      <w:tr>
-        <w:tc>
-          <w:tcPr>
-            <w:tcW w:type="dxa" w:w="2160"/>
-          </w:tcPr>
-          <w:p>
-            <w:r>
-              <w:t>action</w:t>
-            </w:r>
-          </w:p>
-        </w:tc>
-        <w:tc>
-          <w:tcPr>
-            <w:tcW w:type="dxa" w:w="2160"/>
-          </w:tcPr>
-          <w:p>
-            <w:r>
-              <w:t>String</w:t>
-            </w:r>
-          </w:p>
-        </w:tc>
-        <w:tc>
-          <w:tcPr>
-            <w:tcW w:type="dxa" w:w="2160"/>
-          </w:tcPr>
-          <w:p>
-            <w:r>
-              <w:t>Required</w:t>
-            </w:r>
-          </w:p>
-        </w:tc>
-        <w:tc>
-          <w:tcPr>
-            <w:tcW w:type="dxa" w:w="2160"/>
-          </w:tcPr>
-          <w:p>
-            <w:r>
-              <w:t>Action performed (e.g. Login, Review Adjudication)</w:t>
-            </w:r>
-          </w:p>
-        </w:tc>
-      </w:tr>
-      <w:tr>
-        <w:tc>
-          <w:tcPr>
-            <w:tcW w:type="dxa" w:w="2160"/>
-          </w:tcPr>
-          <w:p>
-            <w:r>
-              <w:t>user_role</w:t>
-            </w:r>
-          </w:p>
-        </w:tc>
-        <w:tc>
-          <w:tcPr>
-            <w:tcW w:type="dxa" w:w="2160"/>
-          </w:tcPr>
-          <w:p>
-            <w:r>
-              <w:t>String</w:t>
-            </w:r>
-          </w:p>
-        </w:tc>
-        <w:tc>
-          <w:tcPr>
-            <w:tcW w:type="dxa" w:w="2160"/>
-          </w:tcPr>
-          <w:p>
-            <w:r>
-              <w:t>Required</w:t>
-            </w:r>
-          </w:p>
-        </w:tc>
-        <w:tc>
-          <w:tcPr>
-            <w:tcW w:type="dxa" w:w="2160"/>
-          </w:tcPr>
-          <w:p>
-            <w:r>
-              <w:t>Role of the user executing the action</w:t>
-            </w:r>
-          </w:p>
-        </w:tc>
-      </w:tr>
-      <w:tr>
-        <w:tc>
-          <w:tcPr>
-            <w:tcW w:type="dxa" w:w="2160"/>
-          </w:tcPr>
-          <w:p>
-            <w:r>
-              <w:t>details</w:t>
-            </w:r>
-          </w:p>
-        </w:tc>
-        <w:tc>
-          <w:tcPr>
-            <w:tcW w:type="dxa" w:w="2160"/>
-          </w:tcPr>
-          <w:p>
-            <w:r>
-              <w:t>String</w:t>
-            </w:r>
-          </w:p>
-        </w:tc>
-        <w:tc>
-          <w:tcPr>
-            <w:tcW w:type="dxa" w:w="2160"/>
-          </w:tcPr>
-          <w:p>
-            <w:r>
-              <w:t>Required</w:t>
-            </w:r>
-          </w:p>
-        </w:tc>
-        <w:tc>
-          <w:tcPr>
-            <w:tcW w:type="dxa" w:w="2160"/>
-          </w:tcPr>
-          <w:p>
-            <w:r>
-              <w:t>Detailed log summary message</w:t>
-            </w:r>
-          </w:p>
-        </w:tc>
-      </w:tr>
-      <w:tr>
-        <w:tc>
-          <w:tcPr>
-            <w:tcW w:type="dxa" w:w="2160"/>
-          </w:tcPr>
-          <w:p>
-            <w:r>
-              <w:t>timestamp</w:t>
-            </w:r>
-          </w:p>
-        </w:tc>
-        <w:tc>
-          <w:tcPr>
-            <w:tcW w:type="dxa" w:w="2160"/>
-          </w:tcPr>
-          <w:p>
-            <w:r>
-              <w:t>String</w:t>
-            </w:r>
-          </w:p>
-        </w:tc>
-        <w:tc>
-          <w:tcPr>
-            <w:tcW w:type="dxa" w:w="2160"/>
-          </w:tcPr>
-          <w:p>
-            <w:r>
-              <w:t>Required</w:t>
-            </w:r>
-          </w:p>
-        </w:tc>
-        <w:tc>
-          <w:tcPr>
-            <w:tcW w:type="dxa" w:w="2160"/>
-          </w:tcPr>
-          <w:p>
-            <w:r>
-              <w:t>Execution date and time (YYYY-MM-DD HH:MM:SS)</w:t>
-            </w:r>
-          </w:p>
-        </w:tc>
-      </w:tr>
-    </w:tbl>
-    <w:p>
-      <w:pPr>
-        <w:pStyle w:val="Heading2"/>
-      </w:pPr>
-      <w:r>
-        <w:t>4.4. ER Diagram</w:t>
+        <w:rPr>
+          <w:rFonts w:ascii="Arial" w:hAnsi="Arial"/>
+          <w:b/>
+          <w:color w:val="1A4F8A"/>
+          <w:sz w:val="28"/>
+        </w:rPr>
+        <w:t>1.6 Hardware and Software Requirements</w:t>
       </w:r>
     </w:p>
     <w:p>
+      <w:pPr>
+        <w:keepNext/>
+        <w:spacing w:before="200" w:after="80"/>
+      </w:pPr>
       <w:r>
-        <w:t>Because MongoDB is document-based, the ER layout represents document references rather than physical keys. The 'inspections' document references the 'inspector_email' from the 'users' collection to establish audit trails. The 'complaints' and 'chairman_office_inbox' reference user emails for grievance logs, ensuring referential integrity through application logic.</w:t>
+        <w:rPr>
+          <w:rFonts w:ascii="Arial" w:hAnsi="Arial"/>
+          <w:b/>
+          <w:i/>
+          <w:color w:val="333333"/>
+          <w:sz w:val="24"/>
+        </w:rPr>
+        <w:t>Hardware Requirements</w:t>
+      </w:r>
+    </w:p>
+    <w:p>
+      <w:pPr>
+        <w:pStyle w:val="ListBullet"/>
+        <w:spacing w:after="80"/>
+      </w:pPr>
+      <w:r>
+        <w:rPr>
+          <w:rFonts w:ascii="Arial" w:hAnsi="Arial"/>
+          <w:color w:val="333333"/>
+          <w:sz w:val="22"/>
+        </w:rPr>
+        <w:t>Server Side: Quad-Core 2.5GHz CPU, 16GB RAM, 100GB SSD.</w:t>
+      </w:r>
+    </w:p>
+    <w:p>
+      <w:pPr>
+        <w:pStyle w:val="ListBullet"/>
+        <w:spacing w:after="80"/>
+      </w:pPr>
+      <w:r>
+        <w:rPr>
+          <w:rFonts w:ascii="Arial" w:hAnsi="Arial"/>
+          <w:color w:val="333333"/>
+          <w:sz w:val="22"/>
+        </w:rPr>
+        <w:t>Client Side: Dual-Core i3+ CPU, 4GB RAM, standard network interface.</w:t>
+      </w:r>
+    </w:p>
+    <w:p>
+      <w:pPr>
+        <w:keepNext/>
+        <w:spacing w:before="200" w:after="80"/>
+      </w:pPr>
+      <w:r>
+        <w:rPr>
+          <w:rFonts w:ascii="Arial" w:hAnsi="Arial"/>
+          <w:b/>
+          <w:i/>
+          <w:color w:val="333333"/>
+          <w:sz w:val="24"/>
+        </w:rPr>
+        <w:t>Software Requirements</w:t>
+      </w:r>
+    </w:p>
+    <w:p>
+      <w:pPr>
+        <w:pStyle w:val="ListBullet"/>
+        <w:spacing w:after="80"/>
+      </w:pPr>
+      <w:r>
+        <w:rPr>
+          <w:rFonts w:ascii="Arial" w:hAnsi="Arial"/>
+          <w:color w:val="333333"/>
+          <w:sz w:val="22"/>
+        </w:rPr>
+        <w:t>Server OS: Windows Server 2019+ or Linux Ubuntu 22.04 LTS.</w:t>
+      </w:r>
+    </w:p>
+    <w:p>
+      <w:pPr>
+        <w:pStyle w:val="ListBullet"/>
+        <w:spacing w:after="80"/>
+      </w:pPr>
+      <w:r>
+        <w:rPr>
+          <w:rFonts w:ascii="Arial" w:hAnsi="Arial"/>
+          <w:color w:val="333333"/>
+          <w:sz w:val="22"/>
+        </w:rPr>
+        <w:t>Database: MongoDB Community Server v6.0+.</w:t>
+      </w:r>
+    </w:p>
+    <w:p>
+      <w:pPr>
+        <w:pStyle w:val="ListBullet"/>
+        <w:spacing w:after="80"/>
+      </w:pPr>
+      <w:r>
+        <w:rPr>
+          <w:rFonts w:ascii="Arial" w:hAnsi="Arial"/>
+          <w:color w:val="333333"/>
+          <w:sz w:val="22"/>
+        </w:rPr>
+        <w:t>Backend: Python 3.10+ (Flask, PyMongo, PyOTP, ReportLab).</w:t>
+      </w:r>
+    </w:p>
+    <w:p>
+      <w:pPr>
+        <w:pStyle w:val="ListBullet"/>
+        <w:spacing w:after="80"/>
+      </w:pPr>
+      <w:r>
+        <w:rPr>
+          <w:rFonts w:ascii="Arial" w:hAnsi="Arial"/>
+          <w:color w:val="333333"/>
+          <w:sz w:val="22"/>
+        </w:rPr>
+        <w:t>Client Browser: Any modern browser (Chrome, Edge, Firefox, Safari).</w:t>
       </w:r>
     </w:p>
     <w:p>
@@ -2362,127 +1171,257 @@
     </w:p>
     <w:p>
       <w:pPr>
-        <w:pStyle w:val="Heading1"/>
-        <w:pBdr>
-          <w:bottom w:val="single" w:sz="6" w:space="4" w:color="0A2540"/>
-        </w:pBdr>
+        <w:keepNext/>
+        <w:spacing w:before="360" w:after="160"/>
       </w:pPr>
       <w:r>
         <w:rPr>
-          <w:color w:val="0A2540"/>
+          <w:rFonts w:ascii="Arial" w:hAnsi="Arial"/>
+          <w:b/>
+          <w:color w:val="0D2B5E"/>
+          <w:sz w:val="36"/>
         </w:rPr>
-        <w:t>Chapter 5: Detailed Design</w:t>
+        <w:t>Chapter 2: Software Requirements Specification</w:t>
       </w:r>
     </w:p>
     <w:p>
       <w:pPr>
-        <w:pStyle w:val="Heading2"/>
+        <w:keepNext/>
+        <w:spacing w:before="280" w:after="120"/>
       </w:pPr>
       <w:r>
-        <w:t>5.1. Introduction</w:t>
+        <w:rPr>
+          <w:rFonts w:ascii="Arial" w:hAnsi="Arial"/>
+          <w:b/>
+          <w:color w:val="1A4F8A"/>
+          <w:sz w:val="28"/>
+        </w:rPr>
+        <w:t>2.1 Introduction</w:t>
       </w:r>
     </w:p>
     <w:p>
+      <w:pPr>
+        <w:keepNext/>
+        <w:spacing w:before="200" w:after="80"/>
+      </w:pPr>
       <w:r>
-        <w:t>Detailed Design describes the modular layout of the application software components, explaining input, output, and data handling structures.</w:t>
+        <w:rPr>
+          <w:rFonts w:ascii="Arial" w:hAnsi="Arial"/>
+          <w:b/>
+          <w:i/>
+          <w:color w:val="333333"/>
+          <w:sz w:val="24"/>
+        </w:rPr>
+        <w:t>2.1.1 Purpose</w:t>
       </w:r>
     </w:p>
     <w:p>
       <w:pPr>
-        <w:pStyle w:val="Heading2"/>
+        <w:spacing w:line="276" w:lineRule="auto" w:after="200"/>
+        <w:jc w:val="both"/>
       </w:pPr>
       <w:r>
-        <w:t>5.2. Structure of the software package</w:t>
+        <w:rPr>
+          <w:rFonts w:ascii="Arial" w:hAnsi="Arial"/>
+          <w:color w:val="333333"/>
+          <w:sz w:val="22"/>
+        </w:rPr>
+        <w:t>This SRS specifies the complete operational interface, database schemas, API parameters, and functional rules for NMPA-CIS. It acts as the primary reference document for development and quality assurance.</w:t>
       </w:r>
     </w:p>
     <w:p>
+      <w:pPr>
+        <w:keepNext/>
+        <w:spacing w:before="200" w:after="80"/>
+      </w:pPr>
       <w:r>
-        <w:t>The project is modularized into two distinct folders:</w:t>
-        <w:br/>
-        <w:t>• `frontend/`: React 18, Vite environment, components (e.g. Navbar), pages (Dashboard, PortAuthority, SystemAdmin, GrievancePortal, Login).</w:t>
-        <w:br/>
-        <w:t>• `backend/`: Flask application (`app.py`), virtual environment dependencies (`requirements.txt`), and configuration (`.env`).</w:t>
+        <w:rPr>
+          <w:rFonts w:ascii="Arial" w:hAnsi="Arial"/>
+          <w:b/>
+          <w:i/>
+          <w:color w:val="333333"/>
+          <w:sz w:val="24"/>
+        </w:rPr>
+        <w:t>2.1.2 Scope</w:t>
       </w:r>
     </w:p>
     <w:p>
       <w:pPr>
-        <w:pStyle w:val="Heading2"/>
+        <w:spacing w:line="276" w:lineRule="auto" w:after="200"/>
+        <w:jc w:val="both"/>
       </w:pPr>
       <w:r>
-        <w:t>5.3. Modular decomposition of the System</w:t>
+        <w:rPr>
+          <w:rFonts w:ascii="Arial" w:hAnsi="Arial"/>
+          <w:color w:val="333333"/>
+          <w:sz w:val="22"/>
+        </w:rPr>
+        <w:t>The specifications cover login authentication, user approval pipelines, vessel registries, multi-desk approval steps, and verification outputs. Integrations are limited to central government links.</w:t>
       </w:r>
     </w:p>
     <w:p>
       <w:pPr>
-        <w:pStyle w:val="Heading3"/>
+        <w:keepNext/>
+        <w:spacing w:before="200" w:after="80"/>
       </w:pPr>
       <w:r>
-        <w:t>5.3.1. Module 1: Automated Risk Evaluation (RMS)</w:t>
+        <w:rPr>
+          <w:rFonts w:ascii="Arial" w:hAnsi="Arial"/>
+          <w:b/>
+          <w:i/>
+          <w:color w:val="333333"/>
+          <w:sz w:val="24"/>
+        </w:rPr>
+        <w:t>2.1.3 Definitions, Acronyms and Abbreviations</w:t>
       </w:r>
     </w:p>
     <w:p>
       <w:pPr>
-        <w:pStyle w:val="Heading4"/>
+        <w:pStyle w:val="ListBullet"/>
+        <w:spacing w:after="80"/>
       </w:pPr>
       <w:r>
-        <w:t>5.3.1.1. Inputs</w:t>
+        <w:rPr>
+          <w:rFonts w:ascii="Arial" w:hAnsi="Arial"/>
+          <w:color w:val="333333"/>
+          <w:sz w:val="22"/>
+        </w:rPr>
+        <w:t>NMPA: New Mangalore Port Authority</w:t>
       </w:r>
     </w:p>
     <w:p>
+      <w:pPr>
+        <w:pStyle w:val="ListBullet"/>
+        <w:spacing w:after="80"/>
+      </w:pPr>
       <w:r>
-        <w:t>Commodity description text, origin port/country name, and Gross Tonnage (MT).</w:t>
+        <w:rPr>
+          <w:rFonts w:ascii="Arial" w:hAnsi="Arial"/>
+          <w:color w:val="333333"/>
+          <w:sz w:val="22"/>
+        </w:rPr>
+        <w:t>PMIS: Port Management Information System</w:t>
       </w:r>
     </w:p>
     <w:p>
       <w:pPr>
-        <w:pStyle w:val="Heading4"/>
+        <w:pStyle w:val="ListBullet"/>
+        <w:spacing w:after="80"/>
       </w:pPr>
       <w:r>
-        <w:t>5.3.1.2. Procedural details</w:t>
+        <w:rPr>
+          <w:rFonts w:ascii="Arial" w:hAnsi="Arial"/>
+          <w:color w:val="333333"/>
+          <w:sz w:val="22"/>
+        </w:rPr>
+        <w:t>RBAC: Role-Based Access Control</w:t>
       </w:r>
     </w:p>
     <w:p>
+      <w:pPr>
+        <w:pStyle w:val="ListBullet"/>
+        <w:spacing w:after="80"/>
+      </w:pPr>
       <w:r>
-        <w:t>Procedural logic executes inside the `ai_rms_assess` function of `app.py`. It maps likelihood based on country safety registries, consequence based on key terms (hazardous, petroleum, volatile), and calculates product scores.</w:t>
+        <w:rPr>
+          <w:rFonts w:ascii="Arial" w:hAnsi="Arial"/>
+          <w:color w:val="333333"/>
+          <w:sz w:val="22"/>
+        </w:rPr>
+        <w:t>TOTP: Time-Based One-Time Password</w:t>
       </w:r>
     </w:p>
     <w:p>
       <w:pPr>
-        <w:pStyle w:val="Heading4"/>
+        <w:pStyle w:val="ListBullet"/>
+        <w:spacing w:after="80"/>
       </w:pPr>
       <w:r>
-        <w:t>5.3.1.3. File I/O interface</w:t>
+        <w:rPr>
+          <w:rFonts w:ascii="Arial" w:hAnsi="Arial"/>
+          <w:color w:val="333333"/>
+          <w:sz w:val="22"/>
+        </w:rPr>
+        <w:t>GSTIN: Goods and Services Tax Identification Number</w:t>
       </w:r>
     </w:p>
     <w:p>
+      <w:pPr>
+        <w:keepNext/>
+        <w:spacing w:before="200" w:after="80"/>
+      </w:pPr>
       <w:r>
-        <w:t>Writes directly to the 'inspections' collection in MongoDB Atlas via TLS connections.</w:t>
+        <w:rPr>
+          <w:rFonts w:ascii="Arial" w:hAnsi="Arial"/>
+          <w:b/>
+          <w:i/>
+          <w:color w:val="333333"/>
+          <w:sz w:val="24"/>
+        </w:rPr>
+        <w:t>2.1.4 References</w:t>
       </w:r>
     </w:p>
     <w:p>
       <w:pPr>
-        <w:pStyle w:val="Heading4"/>
+        <w:spacing w:line="276" w:lineRule="auto" w:after="200"/>
+        <w:jc w:val="both"/>
       </w:pPr>
       <w:r>
-        <w:t>5.3.1.4. Outputs</w:t>
+        <w:rPr>
+          <w:rFonts w:ascii="Arial" w:hAnsi="Arial"/>
+          <w:color w:val="333333"/>
+          <w:sz w:val="22"/>
+        </w:rPr>
+        <w:t>1. Ministry of Ports Operating Circular (Vol III)</w:t>
+        <w:br/>
+        <w:t>2. Central Bilingual Standards for Web Applications (2025)</w:t>
+        <w:br/>
+        <w:t>3. Sagar Setu National Logistics Portal Documentation</w:t>
       </w:r>
     </w:p>
     <w:p>
+      <w:pPr>
+        <w:keepNext/>
+        <w:spacing w:before="280" w:after="120"/>
+      </w:pPr>
       <w:r>
-        <w:t>JSON response containing the mapped risk level and a structured analysis summary.</w:t>
+        <w:rPr>
+          <w:rFonts w:ascii="Arial" w:hAnsi="Arial"/>
+          <w:b/>
+          <w:color w:val="1A4F8A"/>
+          <w:sz w:val="28"/>
+        </w:rPr>
+        <w:t>2.2 Overall Description</w:t>
       </w:r>
     </w:p>
     <w:p>
       <w:pPr>
-        <w:pStyle w:val="Heading4"/>
+        <w:keepNext/>
+        <w:spacing w:before="200" w:after="80"/>
       </w:pPr>
       <w:r>
-        <w:t>5.3.1.5. Implementation Aspects</w:t>
+        <w:rPr>
+          <w:rFonts w:ascii="Arial" w:hAnsi="Arial"/>
+          <w:b/>
+          <w:i/>
+          <w:color w:val="333333"/>
+          <w:sz w:val="24"/>
+        </w:rPr>
+        <w:t>2.2.1 Product Perspective</w:t>
       </w:r>
     </w:p>
     <w:p>
+      <w:pPr>
+        <w:spacing w:line="276" w:lineRule="auto" w:after="200"/>
+        <w:jc w:val="both"/>
+      </w:pPr>
       <w:r>
-        <w:t>Implemented as a Flask POST REST endpoint (`/api/evaluate`) called during manifest upload.</w:t>
+        <w:rPr>
+          <w:rFonts w:ascii="Arial" w:hAnsi="Arial"/>
+          <w:color w:val="333333"/>
+          <w:sz w:val="22"/>
+        </w:rPr>
+        <w:t>NMPA-CIS operates as a standalone web interface connected to the NMPA MongoDB cluster. It is optimized to run on desktop terminals and tablets used by inspectors.</w:t>
       </w:r>
     </w:p>
     <w:p>
@@ -2492,138 +1431,286 @@
     </w:p>
     <w:p>
       <w:pPr>
-        <w:pStyle w:val="Heading1"/>
-        <w:pBdr>
-          <w:bottom w:val="single" w:sz="6" w:space="4" w:color="0A2540"/>
-        </w:pBdr>
+        <w:keepNext/>
+        <w:spacing w:before="200" w:after="80"/>
       </w:pPr>
       <w:r>
         <w:rPr>
-          <w:color w:val="0A2540"/>
+          <w:rFonts w:ascii="Arial" w:hAnsi="Arial"/>
+          <w:b/>
+          <w:i/>
+          <w:color w:val="333333"/>
+          <w:sz w:val="24"/>
         </w:rPr>
-        <w:t>Chapter 6: User Interface</w:t>
+        <w:t>2.2.2 Product Functions</w:t>
       </w:r>
     </w:p>
     <w:p>
+      <w:pPr>
+        <w:spacing w:line="276" w:lineRule="auto" w:after="200"/>
+        <w:jc w:val="both"/>
+      </w:pPr>
       <w:r>
-        <w:t>The user interface has been built using React and styled with Ant Design and custom CSS. Key pages include:</w:t>
+        <w:rPr>
+          <w:rFonts w:ascii="Arial" w:hAnsi="Arial"/>
+          <w:color w:val="333333"/>
+          <w:sz w:val="22"/>
+        </w:rPr>
+        <w:t>Core functions include account approval, vessel registry logging, multi-desk clearance steppers, PDF generation, grievance routing, and audit logs.</w:t>
       </w:r>
     </w:p>
     <w:p>
       <w:pPr>
-        <w:pStyle w:val="Heading2"/>
+        <w:keepNext/>
+        <w:spacing w:before="200" w:after="80"/>
       </w:pPr>
       <w:r>
-        <w:t>6.1. Login UI</w:t>
+        <w:rPr>
+          <w:rFonts w:ascii="Arial" w:hAnsi="Arial"/>
+          <w:b/>
+          <w:i/>
+          <w:color w:val="333333"/>
+          <w:sz w:val="24"/>
+        </w:rPr>
+        <w:t>2.2.3 User Characteristics</w:t>
       </w:r>
     </w:p>
     <w:p>
+      <w:pPr>
+        <w:spacing w:line="276" w:lineRule="auto" w:after="200"/>
+        <w:jc w:val="both"/>
+      </w:pPr>
       <w:r>
-        <w:t>Contains input validation for username and password, displaying clear alerts if accounts are unapproved by administrators.</w:t>
+        <w:rPr>
+          <w:rFonts w:ascii="Arial" w:hAnsi="Arial"/>
+          <w:color w:val="333333"/>
+          <w:sz w:val="22"/>
+        </w:rPr>
+        <w:t>Port personnel have moderate IT literacy, requiring simple layout patterns and clear, sequential workflow steps.</w:t>
       </w:r>
     </w:p>
     <w:p>
       <w:pPr>
-        <w:pStyle w:val="Heading2"/>
+        <w:keepNext/>
+        <w:spacing w:before="200" w:after="80"/>
       </w:pPr>
       <w:r>
-        <w:t>6.2. Main Screen/Home Page</w:t>
+        <w:rPr>
+          <w:rFonts w:ascii="Arial" w:hAnsi="Arial"/>
+          <w:b/>
+          <w:i/>
+          <w:color w:val="333333"/>
+          <w:sz w:val="24"/>
+        </w:rPr>
+        <w:t>2.2.4 General Constraints</w:t>
       </w:r>
     </w:p>
     <w:p>
+      <w:pPr>
+        <w:spacing w:line="276" w:lineRule="auto" w:after="200"/>
+        <w:jc w:val="both"/>
+      </w:pPr>
       <w:r>
-        <w:t>Displays real-time statistics (pending queue, completed inspects, approved counts) using visual stats cards.</w:t>
+        <w:rPr>
+          <w:rFonts w:ascii="Arial" w:hAnsi="Arial"/>
+          <w:color w:val="333333"/>
+          <w:sz w:val="22"/>
+        </w:rPr>
+        <w:t>The system must comply with security guidelines, requiring password hashing, secure 2FA, and strict role validation.</w:t>
       </w:r>
     </w:p>
     <w:p>
       <w:pPr>
-        <w:pStyle w:val="Heading2"/>
+        <w:keepNext/>
+        <w:spacing w:before="280" w:after="120"/>
       </w:pPr>
       <w:r>
-        <w:t>6.3. Menu</w:t>
+        <w:rPr>
+          <w:rFonts w:ascii="Arial" w:hAnsi="Arial"/>
+          <w:b/>
+          <w:color w:val="1A4F8A"/>
+          <w:sz w:val="28"/>
+        </w:rPr>
+        <w:t>2.3 Special Requirements</w:t>
       </w:r>
     </w:p>
     <w:p>
+      <w:pPr>
+        <w:spacing w:line="276" w:lineRule="auto" w:after="200"/>
+        <w:jc w:val="both"/>
+      </w:pPr>
       <w:r>
-        <w:t>A responsive sidebar and top menu allowing operators to switch views between manifests, physical gate logging, support logs, and languages.</w:t>
+        <w:rPr>
+          <w:rFonts w:ascii="Arial" w:hAnsi="Arial"/>
+          <w:color w:val="333333"/>
+          <w:sz w:val="22"/>
+        </w:rPr>
+        <w:t>The system requires bilingual (English/Hindi) localization and a local storage sync adapter to prevent data loss during port yard network dropouts.</w:t>
       </w:r>
     </w:p>
     <w:p>
       <w:pPr>
-        <w:pStyle w:val="Heading2"/>
+        <w:keepNext/>
+        <w:spacing w:before="280" w:after="120"/>
       </w:pPr>
       <w:r>
-        <w:t>6.4. Data Store/Retrieval/Update</w:t>
+        <w:rPr>
+          <w:rFonts w:ascii="Arial" w:hAnsi="Arial"/>
+          <w:b/>
+          <w:color w:val="1A4F8A"/>
+          <w:sz w:val="28"/>
+        </w:rPr>
+        <w:t>2.4 Functional Requirements</w:t>
       </w:r>
     </w:p>
     <w:p>
+      <w:pPr>
+        <w:keepNext/>
+        <w:spacing w:before="200" w:after="80"/>
+      </w:pPr>
       <w:r>
-        <w:t>Tables populated dynamically via REST queries. Action columns contain click triggers to log data or adjudicate records.</w:t>
+        <w:rPr>
+          <w:rFonts w:ascii="Arial" w:hAnsi="Arial"/>
+          <w:b/>
+          <w:i/>
+          <w:color w:val="333333"/>
+          <w:sz w:val="24"/>
+        </w:rPr>
+        <w:t>2.4.1 User Authentication and Administration</w:t>
       </w:r>
     </w:p>
     <w:p>
       <w:pPr>
-        <w:pStyle w:val="Heading2"/>
+        <w:spacing w:line="276" w:lineRule="auto" w:after="200"/>
+        <w:jc w:val="both"/>
       </w:pPr>
       <w:r>
-        <w:t>6.5. Validation</w:t>
+        <w:rPr>
+          <w:rFonts w:ascii="Arial" w:hAnsi="Arial"/>
+          <w:color w:val="333333"/>
+          <w:sz w:val="22"/>
+        </w:rPr>
+        <w:t>All credentials must match hashed passwords in MongoDB. Accounts must be set to 'approved' by the System Admin before they can access the application.</w:t>
       </w:r>
     </w:p>
     <w:p>
+      <w:pPr>
+        <w:keepNext/>
+        <w:spacing w:before="200" w:after="80"/>
+      </w:pPr>
       <w:r>
-        <w:t>Form fields utilize Ant Design's built-in rules (enforcing numeric tonnages, valid e-mail structures, and 10-digit contact numbers).</w:t>
+        <w:rPr>
+          <w:rFonts w:ascii="Arial" w:hAnsi="Arial"/>
+          <w:b/>
+          <w:i/>
+          <w:color w:val="333333"/>
+          <w:sz w:val="24"/>
+        </w:rPr>
+        <w:t>2.4.2 Vessel Registry Management</w:t>
       </w:r>
     </w:p>
     <w:p>
       <w:pPr>
-        <w:pStyle w:val="Heading2"/>
+        <w:spacing w:line="276" w:lineRule="auto" w:after="200"/>
+        <w:jc w:val="both"/>
       </w:pPr>
       <w:r>
-        <w:t>6.6. View</w:t>
+        <w:rPr>
+          <w:rFonts w:ascii="Arial" w:hAnsi="Arial"/>
+          <w:color w:val="333333"/>
+          <w:sz w:val="22"/>
+        </w:rPr>
+        <w:t>Allows registering vessel specifications (IMO number, tonnage, flag, type) to validate voyages.</w:t>
       </w:r>
     </w:p>
     <w:p>
+      <w:pPr>
+        <w:keepNext/>
+        <w:spacing w:before="200" w:after="80"/>
+      </w:pPr>
       <w:r>
-        <w:t>Clean print certificate view formatted for letterhead, including signature grids and a dynamic QR stamp.</w:t>
+        <w:rPr>
+          <w:rFonts w:ascii="Arial" w:hAnsi="Arial"/>
+          <w:b/>
+          <w:i/>
+          <w:color w:val="333333"/>
+          <w:sz w:val="24"/>
+        </w:rPr>
+        <w:t>2.4.3 Voyage Clearance Stepper</w:t>
       </w:r>
     </w:p>
     <w:p>
       <w:pPr>
-        <w:pStyle w:val="Heading2"/>
+        <w:spacing w:line="276" w:lineRule="auto" w:after="200"/>
+        <w:jc w:val="both"/>
       </w:pPr>
       <w:r>
-        <w:t>6.7. On Screen reports</w:t>
+        <w:rPr>
+          <w:rFonts w:ascii="Arial" w:hAnsi="Arial"/>
+          <w:color w:val="333333"/>
+          <w:sz w:val="22"/>
+        </w:rPr>
+        <w:t>A multi-step approval workflow. Users can only approve their designated step (e.g. Customs inspectors approve the Customs desk).</w:t>
       </w:r>
     </w:p>
     <w:p>
+      <w:pPr>
+        <w:keepNext/>
+        <w:spacing w:before="200" w:after="80"/>
+      </w:pPr>
       <w:r>
-        <w:t>Displays dynamic risk summaries with color-coded tags for quick operator scanning.</w:t>
+        <w:rPr>
+          <w:rFonts w:ascii="Arial" w:hAnsi="Arial"/>
+          <w:b/>
+          <w:i/>
+          <w:color w:val="333333"/>
+          <w:sz w:val="24"/>
+        </w:rPr>
+        <w:t>2.4.4 Security Audit Trail</w:t>
       </w:r>
     </w:p>
     <w:p>
       <w:pPr>
-        <w:pStyle w:val="Heading2"/>
+        <w:spacing w:line="276" w:lineRule="auto" w:after="200"/>
+        <w:jc w:val="both"/>
       </w:pPr>
       <w:r>
-        <w:t>6.8. Alerts</w:t>
+        <w:rPr>
+          <w:rFonts w:ascii="Arial" w:hAnsi="Arial"/>
+          <w:color w:val="333333"/>
+          <w:sz w:val="22"/>
+        </w:rPr>
+        <w:t>Logs all critical system actions (creation, logins, approvals, escalations) for administrative review.</w:t>
       </w:r>
     </w:p>
     <w:p>
+      <w:pPr>
+        <w:keepNext/>
+        <w:spacing w:before="200" w:after="80"/>
+      </w:pPr>
       <w:r>
-        <w:t>Shows critical notifications if discrepancies (such as weighbridge deviations &gt; 1%) are found.</w:t>
+        <w:rPr>
+          <w:rFonts w:ascii="Arial" w:hAnsi="Arial"/>
+          <w:b/>
+          <w:i/>
+          <w:color w:val="333333"/>
+          <w:sz w:val="24"/>
+        </w:rPr>
+        <w:t>2.4.5 TOTP Verification — Underlying Model</w:t>
       </w:r>
     </w:p>
     <w:p>
       <w:pPr>
-        <w:pStyle w:val="Heading2"/>
+        <w:spacing w:line="276" w:lineRule="auto" w:after="200"/>
+        <w:jc w:val="both"/>
       </w:pPr>
       <w:r>
-        <w:t>6.9. Error message</w:t>
-      </w:r>
-    </w:p>
-    <w:p>
-      <w:r>
-        <w:t>Graceful error alerts showing backend network loss warnings or missing fields.</w:t>
+        <w:rPr>
+          <w:rFonts w:ascii="Arial" w:hAnsi="Arial"/>
+          <w:color w:val="333333"/>
+          <w:sz w:val="22"/>
+        </w:rPr>
+        <w:t>Uses the RFC 6238 time-based one-time password standard to verify 2FA tokens.</w:t>
       </w:r>
     </w:p>
     <w:p>
@@ -2633,162 +1720,1103 @@
     </w:p>
     <w:p>
       <w:pPr>
-        <w:pStyle w:val="Heading1"/>
-        <w:pBdr>
-          <w:bottom w:val="single" w:sz="6" w:space="4" w:color="0A2540"/>
-        </w:pBdr>
+        <w:keepNext/>
+        <w:spacing w:before="360" w:after="160"/>
       </w:pPr>
       <w:r>
         <w:rPr>
-          <w:color w:val="0A2540"/>
+          <w:rFonts w:ascii="Arial" w:hAnsi="Arial"/>
+          <w:b/>
+          <w:color w:val="0D2B5E"/>
+          <w:sz w:val="36"/>
         </w:rPr>
-        <w:t>Chapter 7: Testing</w:t>
+        <w:t>Chapter 3: System Design</w:t>
       </w:r>
     </w:p>
     <w:p>
       <w:pPr>
-        <w:pStyle w:val="Heading2"/>
+        <w:keepNext/>
+        <w:spacing w:before="280" w:after="120"/>
       </w:pPr>
       <w:r>
-        <w:t>7.1. Introduction</w:t>
+        <w:rPr>
+          <w:rFonts w:ascii="Arial" w:hAnsi="Arial"/>
+          <w:b/>
+          <w:color w:val="1A4F8A"/>
+          <w:sz w:val="28"/>
+        </w:rPr>
+        <w:t>3.1 Introduction</w:t>
+      </w:r>
+    </w:p>
+    <w:p>
+      <w:pPr>
+        <w:spacing w:line="276" w:lineRule="auto" w:after="200"/>
+        <w:jc w:val="both"/>
+      </w:pPr>
+      <w:r>
+        <w:rPr>
+          <w:rFonts w:ascii="Arial" w:hAnsi="Arial"/>
+          <w:color w:val="333333"/>
+          <w:sz w:val="22"/>
+        </w:rPr>
+        <w:t>The NMPA-CIS system design separates presentation logic, business services, and database access. The frontend is built as a single-page React app communicating with the Flask backend via JSON APIs.</w:t>
+      </w:r>
+    </w:p>
+    <w:p>
+      <w:pPr>
+        <w:keepNext/>
+        <w:spacing w:before="280" w:after="120"/>
+      </w:pPr>
+      <w:r>
+        <w:rPr>
+          <w:rFonts w:ascii="Arial" w:hAnsi="Arial"/>
+          <w:b/>
+          <w:color w:val="1A4F8A"/>
+          <w:sz w:val="28"/>
+        </w:rPr>
+        <w:t>3.2 Assumptions and Constraints</w:t>
+      </w:r>
+    </w:p>
+    <w:p>
+      <w:pPr>
+        <w:spacing w:line="276" w:lineRule="auto" w:after="200"/>
+        <w:jc w:val="both"/>
+      </w:pPr>
+      <w:r>
+        <w:rPr>
+          <w:rFonts w:ascii="Arial" w:hAnsi="Arial"/>
+          <w:color w:val="333333"/>
+          <w:sz w:val="22"/>
+        </w:rPr>
+        <w:t>The backend server assumes stable connections to the MongoDB database. Network timeouts are mitigated via query pooling and retry controls.</w:t>
+      </w:r>
+    </w:p>
+    <w:p>
+      <w:pPr>
+        <w:keepNext/>
+        <w:spacing w:before="280" w:after="120"/>
+      </w:pPr>
+      <w:r>
+        <w:rPr>
+          <w:rFonts w:ascii="Arial" w:hAnsi="Arial"/>
+          <w:b/>
+          <w:color w:val="1A4F8A"/>
+          <w:sz w:val="28"/>
+        </w:rPr>
+        <w:t>3.3 Functional Decomposition</w:t>
+      </w:r>
+    </w:p>
+    <w:p>
+      <w:pPr>
+        <w:spacing w:line="276" w:lineRule="auto" w:after="200"/>
+        <w:jc w:val="both"/>
+      </w:pPr>
+      <w:r>
+        <w:rPr>
+          <w:rFonts w:ascii="Arial" w:hAnsi="Arial"/>
+          <w:color w:val="333333"/>
+          <w:sz w:val="22"/>
+        </w:rPr>
+        <w:t>The system is decomposed into the following core subsystems:</w:t>
+      </w:r>
+    </w:p>
+    <w:p>
+      <w:pPr>
+        <w:pStyle w:val="ListBullet"/>
+        <w:spacing w:after="80"/>
+      </w:pPr>
+      <w:r>
+        <w:rPr>
+          <w:rFonts w:ascii="Arial" w:hAnsi="Arial"/>
+          <w:color w:val="333333"/>
+          <w:sz w:val="22"/>
+        </w:rPr>
+        <w:t>Identity Service: Manages authentication, user approvals, and 2FA secrets.</w:t>
+      </w:r>
+    </w:p>
+    <w:p>
+      <w:pPr>
+        <w:pStyle w:val="ListBullet"/>
+        <w:spacing w:after="80"/>
+      </w:pPr>
+      <w:r>
+        <w:rPr>
+          <w:rFonts w:ascii="Arial" w:hAnsi="Arial"/>
+          <w:color w:val="333333"/>
+          <w:sz w:val="22"/>
+        </w:rPr>
+        <w:t>Vessel Manager: Maintains vessel profile records.</w:t>
+      </w:r>
+    </w:p>
+    <w:p>
+      <w:pPr>
+        <w:pStyle w:val="ListBullet"/>
+        <w:spacing w:after="80"/>
+      </w:pPr>
+      <w:r>
+        <w:rPr>
+          <w:rFonts w:ascii="Arial" w:hAnsi="Arial"/>
+          <w:color w:val="333333"/>
+          <w:sz w:val="22"/>
+        </w:rPr>
+        <w:t>Clearance Stepper Service: Orchestrates voyage states and department approvals.</w:t>
+      </w:r>
+    </w:p>
+    <w:p>
+      <w:pPr>
+        <w:pStyle w:val="ListBullet"/>
+        <w:spacing w:after="80"/>
+      </w:pPr>
+      <w:r>
+        <w:rPr>
+          <w:rFonts w:ascii="Arial" w:hAnsi="Arial"/>
+          <w:color w:val="333333"/>
+          <w:sz w:val="22"/>
+        </w:rPr>
+        <w:t>Bilingual PDF Engine: Formats and generates certificates.</w:t>
+      </w:r>
+    </w:p>
+    <w:p>
+      <w:pPr>
+        <w:pStyle w:val="ListBullet"/>
+        <w:spacing w:after="80"/>
+      </w:pPr>
+      <w:r>
+        <w:rPr>
+          <w:rFonts w:ascii="Arial" w:hAnsi="Arial"/>
+          <w:color w:val="333333"/>
+          <w:sz w:val="22"/>
+        </w:rPr>
+        <w:t>Grievance Handler: Manages corruption report routing.</w:t>
+      </w:r>
+    </w:p>
+    <w:p>
+      <w:pPr>
+        <w:pStyle w:val="ListBullet"/>
+        <w:spacing w:after="80"/>
+      </w:pPr>
+      <w:r>
+        <w:rPr>
+          <w:rFonts w:ascii="Arial" w:hAnsi="Arial"/>
+          <w:color w:val="333333"/>
+          <w:sz w:val="22"/>
+        </w:rPr>
+        <w:t>Audit Service: Records log entries to MongoDB.</w:t>
+      </w:r>
+    </w:p>
+    <w:p>
+      <w:pPr>
+        <w:keepNext/>
+        <w:spacing w:before="280" w:after="120"/>
+      </w:pPr>
+      <w:r>
+        <w:rPr>
+          <w:rFonts w:ascii="Arial" w:hAnsi="Arial"/>
+          <w:b/>
+          <w:color w:val="1A4F8A"/>
+          <w:sz w:val="28"/>
+        </w:rPr>
+        <w:t>3.4 Description of Processes</w:t>
+      </w:r>
+    </w:p>
+    <w:p>
+      <w:pPr>
+        <w:keepNext/>
+        <w:spacing w:before="200" w:after="80"/>
+      </w:pPr>
+      <w:r>
+        <w:rPr>
+          <w:rFonts w:ascii="Arial" w:hAnsi="Arial"/>
+          <w:b/>
+          <w:i/>
+          <w:color w:val="333333"/>
+          <w:sz w:val="24"/>
+        </w:rPr>
+        <w:t>3.4.1 Context-Level Data Flow</w:t>
+      </w:r>
+    </w:p>
+    <w:p>
+      <w:pPr>
+        <w:spacing w:line="276" w:lineRule="auto" w:after="200"/>
+        <w:jc w:val="both"/>
+      </w:pPr>
+      <w:r>
+        <w:rPr>
+          <w:rFonts w:ascii="Arial" w:hAnsi="Arial"/>
+          <w:color w:val="333333"/>
+          <w:sz w:val="22"/>
+        </w:rPr>
+        <w:t>External shipping agents submit voyage details. The system creates a new entry and alerts the Customs Desk. Port inspectors review the cargo and submit approval. Once all departments approve, the system generates a PDF certificate.</w:t>
+      </w:r>
+    </w:p>
+    <w:p>
+      <w:pPr>
+        <w:keepNext/>
+        <w:spacing w:before="200" w:after="80"/>
+      </w:pPr>
+      <w:r>
+        <w:rPr>
+          <w:rFonts w:ascii="Arial" w:hAnsi="Arial"/>
+          <w:b/>
+          <w:i/>
+          <w:color w:val="333333"/>
+          <w:sz w:val="24"/>
+        </w:rPr>
+        <w:t>3.4.2 Data Flow — Authentication</w:t>
+      </w:r>
+    </w:p>
+    <w:p>
+      <w:pPr>
+        <w:spacing w:line="276" w:lineRule="auto" w:after="200"/>
+        <w:jc w:val="both"/>
+      </w:pPr>
+      <w:r>
+        <w:rPr>
+          <w:rFonts w:ascii="Arial" w:hAnsi="Arial"/>
+          <w:color w:val="333333"/>
+          <w:sz w:val="22"/>
+        </w:rPr>
+        <w:t>Login inputs are verified against MongoDB. If successful, the system requests a TOTP code. A valid code generates a session token.</w:t>
       </w:r>
     </w:p>
     <w:p>
       <w:r>
-        <w:t>Testing validates database writes, authorization scopes, and custom risk algorithms.</w:t>
+        <w:br w:type="page"/>
       </w:r>
     </w:p>
     <w:p>
       <w:pPr>
-        <w:pStyle w:val="Heading3"/>
+        <w:keepNext/>
+        <w:spacing w:before="200" w:after="80"/>
       </w:pPr>
       <w:r>
-        <w:t>7.1.1. Unit Testing</w:t>
+        <w:rPr>
+          <w:rFonts w:ascii="Arial" w:hAnsi="Arial"/>
+          <w:b/>
+          <w:i/>
+          <w:color w:val="333333"/>
+          <w:sz w:val="24"/>
+        </w:rPr>
+        <w:t>3.4.3 Data Flow — Core Clearance Pipeline</w:t>
+      </w:r>
+    </w:p>
+    <w:p>
+      <w:pPr>
+        <w:spacing w:line="276" w:lineRule="auto" w:after="200"/>
+        <w:jc w:val="both"/>
+      </w:pPr>
+      <w:r>
+        <w:rPr>
+          <w:rFonts w:ascii="Arial" w:hAnsi="Arial"/>
+          <w:color w:val="333333"/>
+          <w:sz w:val="22"/>
+        </w:rPr>
+        <w:t>Voyage data is updated sequentially. Each department logs approval parameters (agent ID, comment, timestamp), which update the voyage status fields.</w:t>
+      </w:r>
+    </w:p>
+    <w:p>
+      <w:pPr>
+        <w:keepNext/>
+        <w:spacing w:before="200" w:after="80"/>
+      </w:pPr>
+      <w:r>
+        <w:rPr>
+          <w:rFonts w:ascii="Arial" w:hAnsi="Arial"/>
+          <w:b/>
+          <w:i/>
+          <w:color w:val="333333"/>
+          <w:sz w:val="24"/>
+        </w:rPr>
+        <w:t>3.4.4 Data Flow — Clearance State Machine</w:t>
+      </w:r>
+    </w:p>
+    <w:p>
+      <w:pPr>
+        <w:spacing w:line="276" w:lineRule="auto" w:after="200"/>
+        <w:jc w:val="both"/>
+      </w:pPr>
+      <w:r>
+        <w:rPr>
+          <w:rFonts w:ascii="Arial" w:hAnsi="Arial"/>
+          <w:color w:val="333333"/>
+          <w:sz w:val="22"/>
+        </w:rPr>
+        <w:t>The voyage state transitions through: Draft -&gt; Submitted -&gt; In Progress -&gt; Cleared. Failed inspections revert the state to Draft.</w:t>
+      </w:r>
+    </w:p>
+    <w:p>
+      <w:pPr>
+        <w:keepNext/>
+        <w:spacing w:before="360" w:after="160"/>
+      </w:pPr>
+      <w:r>
+        <w:rPr>
+          <w:rFonts w:ascii="Arial" w:hAnsi="Arial"/>
+          <w:b/>
+          <w:color w:val="0D2B5E"/>
+          <w:sz w:val="36"/>
+        </w:rPr>
+        <w:t>Chapter 4: Database Design</w:t>
+      </w:r>
+    </w:p>
+    <w:p>
+      <w:pPr>
+        <w:keepNext/>
+        <w:spacing w:before="280" w:after="120"/>
+      </w:pPr>
+      <w:r>
+        <w:rPr>
+          <w:rFonts w:ascii="Arial" w:hAnsi="Arial"/>
+          <w:b/>
+          <w:color w:val="1A4F8A"/>
+          <w:sz w:val="28"/>
+        </w:rPr>
+        <w:t>4.1 Introduction</w:t>
+      </w:r>
+    </w:p>
+    <w:p>
+      <w:pPr>
+        <w:spacing w:line="276" w:lineRule="auto" w:after="200"/>
+        <w:jc w:val="both"/>
+      </w:pPr>
+      <w:r>
+        <w:rPr>
+          <w:rFonts w:ascii="Arial" w:hAnsi="Arial"/>
+          <w:color w:val="333333"/>
+          <w:sz w:val="22"/>
+        </w:rPr>
+        <w:t>The database design uses a NoSQL model to accommodate unstructured metadata. MongoDB is configured to enforce data validation rules.</w:t>
+      </w:r>
+    </w:p>
+    <w:p>
+      <w:pPr>
+        <w:keepNext/>
+        <w:spacing w:before="280" w:after="120"/>
+      </w:pPr>
+      <w:r>
+        <w:rPr>
+          <w:rFonts w:ascii="Arial" w:hAnsi="Arial"/>
+          <w:b/>
+          <w:color w:val="1A4F8A"/>
+          <w:sz w:val="28"/>
+        </w:rPr>
+        <w:t>4.2 Purpose and Scope</w:t>
+      </w:r>
+    </w:p>
+    <w:p>
+      <w:pPr>
+        <w:spacing w:line="276" w:lineRule="auto" w:after="200"/>
+        <w:jc w:val="both"/>
+      </w:pPr>
+      <w:r>
+        <w:rPr>
+          <w:rFonts w:ascii="Arial" w:hAnsi="Arial"/>
+          <w:color w:val="333333"/>
+          <w:sz w:val="22"/>
+        </w:rPr>
+        <w:t>This section details the document structure, field lists, index rules, and key relations in the database collections.</w:t>
+      </w:r>
+    </w:p>
+    <w:p>
+      <w:pPr>
+        <w:keepNext/>
+        <w:spacing w:before="280" w:after="120"/>
+      </w:pPr>
+      <w:r>
+        <w:rPr>
+          <w:rFonts w:ascii="Arial" w:hAnsi="Arial"/>
+          <w:b/>
+          <w:color w:val="1A4F8A"/>
+          <w:sz w:val="28"/>
+        </w:rPr>
+        <w:t>4.3 Collection Definitions</w:t>
+      </w:r>
+    </w:p>
+    <w:p>
+      <w:pPr>
+        <w:keepNext/>
+        <w:spacing w:before="200" w:after="80"/>
+      </w:pPr>
+      <w:r>
+        <w:rPr>
+          <w:rFonts w:ascii="Arial" w:hAnsi="Arial"/>
+          <w:b/>
+          <w:i/>
+          <w:color w:val="333333"/>
+          <w:sz w:val="24"/>
+        </w:rPr>
+        <w:t>4.3.1 Users Collection</w:t>
+      </w:r>
+    </w:p>
+    <w:p>
+      <w:pPr>
+        <w:spacing w:line="276" w:lineRule="auto" w:after="200"/>
+        <w:jc w:val="both"/>
+      </w:pPr>
+      <w:r>
+        <w:rPr>
+          <w:rFonts w:ascii="Arial" w:hAnsi="Arial"/>
+          <w:color w:val="333333"/>
+          <w:sz w:val="22"/>
+        </w:rPr>
+        <w:t>Stores user credentials, contact details, role flags, and system verification fields.</w:t>
+      </w:r>
+    </w:p>
+    <w:p>
+      <w:pPr>
+        <w:keepNext/>
+        <w:spacing w:before="200" w:after="80"/>
+      </w:pPr>
+      <w:r>
+        <w:rPr>
+          <w:rFonts w:ascii="Arial" w:hAnsi="Arial"/>
+          <w:b/>
+          <w:i/>
+          <w:color w:val="333333"/>
+          <w:sz w:val="24"/>
+        </w:rPr>
+        <w:t>4.3.2 Vessels Collection</w:t>
+      </w:r>
+    </w:p>
+    <w:p>
+      <w:pPr>
+        <w:spacing w:line="276" w:lineRule="auto" w:after="200"/>
+        <w:jc w:val="both"/>
+      </w:pPr>
+      <w:r>
+        <w:rPr>
+          <w:rFonts w:ascii="Arial" w:hAnsi="Arial"/>
+          <w:color w:val="333333"/>
+          <w:sz w:val="22"/>
+        </w:rPr>
+        <w:t>Stores unique IMO numbers, flags, dimensions, and net tonnage configurations.</w:t>
       </w:r>
     </w:p>
     <w:p>
       <w:r>
-        <w:t>Unit tests check key functions: verifying user registration regex patterns and verifying 3x3 risk score mapping rules.</w:t>
+        <w:br w:type="page"/>
       </w:r>
     </w:p>
     <w:p>
       <w:pPr>
-        <w:pStyle w:val="Heading3"/>
+        <w:keepNext/>
+        <w:spacing w:before="200" w:after="80"/>
       </w:pPr>
       <w:r>
-        <w:t>7.1.2. Integration Testing</w:t>
+        <w:rPr>
+          <w:rFonts w:ascii="Arial" w:hAnsi="Arial"/>
+          <w:b/>
+          <w:i/>
+          <w:color w:val="333333"/>
+          <w:sz w:val="24"/>
+        </w:rPr>
+        <w:t>4.3.3 Voyages Collection</w:t>
+      </w:r>
+    </w:p>
+    <w:p>
+      <w:pPr>
+        <w:spacing w:line="276" w:lineRule="auto" w:after="200"/>
+        <w:jc w:val="both"/>
+      </w:pPr>
+      <w:r>
+        <w:rPr>
+          <w:rFonts w:ascii="Arial" w:hAnsi="Arial"/>
+          <w:color w:val="333333"/>
+          <w:sz w:val="22"/>
+        </w:rPr>
+        <w:t>Tracks active clearances and logs department approvals. Relates to Vessels via the IMO number.</w:t>
+      </w:r>
+    </w:p>
+    <w:p>
+      <w:pPr>
+        <w:keepNext/>
+        <w:spacing w:before="200" w:after="80"/>
+      </w:pPr>
+      <w:r>
+        <w:rPr>
+          <w:rFonts w:ascii="Arial" w:hAnsi="Arial"/>
+          <w:b/>
+          <w:i/>
+          <w:color w:val="333333"/>
+          <w:sz w:val="24"/>
+        </w:rPr>
+        <w:t>4.3.4 Audit Trail Collection</w:t>
+      </w:r>
+    </w:p>
+    <w:p>
+      <w:pPr>
+        <w:spacing w:line="276" w:lineRule="auto" w:after="200"/>
+        <w:jc w:val="both"/>
+      </w:pPr>
+      <w:r>
+        <w:rPr>
+          <w:rFonts w:ascii="Arial" w:hAnsi="Arial"/>
+          <w:color w:val="333333"/>
+          <w:sz w:val="22"/>
+        </w:rPr>
+        <w:t>Maintains an audit record of system modifications, logging the action, user, IP address, and timestamp.</w:t>
+      </w:r>
+    </w:p>
+    <w:p>
+      <w:pPr>
+        <w:keepNext/>
+        <w:spacing w:before="280" w:after="120"/>
+      </w:pPr>
+      <w:r>
+        <w:rPr>
+          <w:rFonts w:ascii="Arial" w:hAnsi="Arial"/>
+          <w:b/>
+          <w:color w:val="1A4F8A"/>
+          <w:sz w:val="28"/>
+        </w:rPr>
+        <w:t>4.4 Entity Relationships</w:t>
+      </w:r>
+    </w:p>
+    <w:p>
+      <w:pPr>
+        <w:spacing w:line="276" w:lineRule="auto" w:after="200"/>
+        <w:jc w:val="both"/>
+      </w:pPr>
+      <w:r>
+        <w:rPr>
+          <w:rFonts w:ascii="Arial" w:hAnsi="Arial"/>
+          <w:color w:val="333333"/>
+          <w:sz w:val="22"/>
+        </w:rPr>
+        <w:t>Relations are maintained logically in the application layer. Indexing on 'imo_number' and 'username' fields optimizes query execution times.</w:t>
+      </w:r>
+    </w:p>
+    <w:p>
+      <w:pPr>
+        <w:keepNext/>
+        <w:spacing w:before="360" w:after="160"/>
+      </w:pPr>
+      <w:r>
+        <w:rPr>
+          <w:rFonts w:ascii="Arial" w:hAnsi="Arial"/>
+          <w:b/>
+          <w:color w:val="0D2B5E"/>
+          <w:sz w:val="36"/>
+        </w:rPr>
+        <w:t>Chapter 5: Detailed Design</w:t>
+      </w:r>
+    </w:p>
+    <w:p>
+      <w:pPr>
+        <w:keepNext/>
+        <w:spacing w:before="280" w:after="120"/>
+      </w:pPr>
+      <w:r>
+        <w:rPr>
+          <w:rFonts w:ascii="Arial" w:hAnsi="Arial"/>
+          <w:b/>
+          <w:color w:val="1A4F8A"/>
+          <w:sz w:val="28"/>
+        </w:rPr>
+        <w:t>5.1 Introduction</w:t>
+      </w:r>
+    </w:p>
+    <w:p>
+      <w:pPr>
+        <w:spacing w:line="276" w:lineRule="auto" w:after="200"/>
+        <w:jc w:val="both"/>
+      </w:pPr>
+      <w:r>
+        <w:rPr>
+          <w:rFonts w:ascii="Arial" w:hAnsi="Arial"/>
+          <w:color w:val="333333"/>
+          <w:sz w:val="22"/>
+        </w:rPr>
+        <w:t>This chapter details the codebase structure and backend module patterns.</w:t>
+      </w:r>
+    </w:p>
+    <w:p>
+      <w:pPr>
+        <w:keepNext/>
+        <w:spacing w:before="280" w:after="120"/>
+      </w:pPr>
+      <w:r>
+        <w:rPr>
+          <w:rFonts w:ascii="Arial" w:hAnsi="Arial"/>
+          <w:b/>
+          <w:color w:val="1A4F8A"/>
+          <w:sz w:val="28"/>
+        </w:rPr>
+        <w:t>5.2 Package Structure</w:t>
+      </w:r>
+    </w:p>
+    <w:p>
+      <w:pPr>
+        <w:spacing w:line="276" w:lineRule="auto" w:after="200"/>
+        <w:jc w:val="both"/>
+      </w:pPr>
+      <w:r>
+        <w:rPr>
+          <w:rFonts w:ascii="Arial" w:hAnsi="Arial"/>
+          <w:color w:val="333333"/>
+          <w:sz w:val="22"/>
+        </w:rPr>
+        <w:t>The backend separates logic into API controllers, database models, and report generators. The frontend groups files into pages (Login, Dashboard, Admin) and utility modules.</w:t>
+      </w:r>
+    </w:p>
+    <w:p>
+      <w:pPr>
+        <w:keepNext/>
+        <w:spacing w:before="280" w:after="120"/>
+      </w:pPr>
+      <w:r>
+        <w:rPr>
+          <w:rFonts w:ascii="Arial" w:hAnsi="Arial"/>
+          <w:b/>
+          <w:color w:val="1A4F8A"/>
+          <w:sz w:val="28"/>
+        </w:rPr>
+        <w:t>5.3 Core Modules</w:t>
+      </w:r>
+    </w:p>
+    <w:p>
+      <w:pPr>
+        <w:keepNext/>
+        <w:spacing w:before="200" w:after="80"/>
+      </w:pPr>
+      <w:r>
+        <w:rPr>
+          <w:rFonts w:ascii="Arial" w:hAnsi="Arial"/>
+          <w:b/>
+          <w:i/>
+          <w:color w:val="333333"/>
+          <w:sz w:val="24"/>
+        </w:rPr>
+        <w:t>5.3.1 Authentication and Session Security</w:t>
+      </w:r>
+    </w:p>
+    <w:p>
+      <w:pPr>
+        <w:spacing w:line="276" w:lineRule="auto" w:after="200"/>
+        <w:jc w:val="both"/>
+      </w:pPr>
+      <w:r>
+        <w:rPr>
+          <w:rFonts w:ascii="Arial" w:hAnsi="Arial"/>
+          <w:color w:val="333333"/>
+          <w:sz w:val="22"/>
+        </w:rPr>
+        <w:t>Backend authentication relies on password hashing and TOTP token validation.</w:t>
+      </w:r>
+    </w:p>
+    <w:p>
+      <w:pPr>
+        <w:keepNext/>
+        <w:spacing w:before="200" w:after="80"/>
+      </w:pPr>
+      <w:r>
+        <w:rPr>
+          <w:rFonts w:ascii="Arial" w:hAnsi="Arial"/>
+          <w:b/>
+          <w:i/>
+          <w:color w:val="333333"/>
+          <w:sz w:val="24"/>
+        </w:rPr>
+        <w:t>5.3.2 Vessel Registry</w:t>
+      </w:r>
+    </w:p>
+    <w:p>
+      <w:pPr>
+        <w:spacing w:line="276" w:lineRule="auto" w:after="200"/>
+        <w:jc w:val="both"/>
+      </w:pPr>
+      <w:r>
+        <w:rPr>
+          <w:rFonts w:ascii="Arial" w:hAnsi="Arial"/>
+          <w:color w:val="333333"/>
+          <w:sz w:val="22"/>
+        </w:rPr>
+        <w:t>Provides dashboard functions to add, search, and edit registered vessel details.</w:t>
       </w:r>
     </w:p>
     <w:p>
       <w:r>
-        <w:t>Integration tests check the endpoint connections: verifying client logins read user documents, and verifying manifest submissions update the cloud cluster.</w:t>
+        <w:br w:type="page"/>
       </w:r>
     </w:p>
     <w:p>
       <w:pPr>
-        <w:pStyle w:val="Heading3"/>
+        <w:keepNext/>
+        <w:spacing w:before="200" w:after="80"/>
       </w:pPr>
       <w:r>
-        <w:t>7.1.3. System Testing</w:t>
+        <w:rPr>
+          <w:rFonts w:ascii="Arial" w:hAnsi="Arial"/>
+          <w:b/>
+          <w:i/>
+          <w:color w:val="333333"/>
+          <w:sz w:val="24"/>
+        </w:rPr>
+        <w:t>5.3.3 Voyage Clearance Stepper</w:t>
+      </w:r>
+    </w:p>
+    <w:p>
+      <w:pPr>
+        <w:spacing w:line="276" w:lineRule="auto" w:after="200"/>
+        <w:jc w:val="both"/>
+      </w:pPr>
+      <w:r>
+        <w:rPr>
+          <w:rFonts w:ascii="Arial" w:hAnsi="Arial"/>
+          <w:color w:val="333333"/>
+          <w:sz w:val="22"/>
+        </w:rPr>
+        <w:t>Updates the approval state of voyages as they progress through the clearance pipeline.</w:t>
+      </w:r>
+    </w:p>
+    <w:p>
+      <w:pPr>
+        <w:keepNext/>
+        <w:spacing w:before="200" w:after="80"/>
+      </w:pPr>
+      <w:r>
+        <w:rPr>
+          <w:rFonts w:ascii="Arial" w:hAnsi="Arial"/>
+          <w:b/>
+          <w:i/>
+          <w:color w:val="333333"/>
+          <w:sz w:val="24"/>
+        </w:rPr>
+        <w:t>5.3.4 Bilingual Certificate Generation</w:t>
+      </w:r>
+    </w:p>
+    <w:p>
+      <w:pPr>
+        <w:spacing w:line="276" w:lineRule="auto" w:after="200"/>
+        <w:jc w:val="both"/>
+      </w:pPr>
+      <w:r>
+        <w:rPr>
+          <w:rFonts w:ascii="Arial" w:hAnsi="Arial"/>
+          <w:color w:val="333333"/>
+          <w:sz w:val="22"/>
+        </w:rPr>
+        <w:t>Generates clearance certificates in PDF format with parallel English and Hindi text translations.</w:t>
+      </w:r>
+    </w:p>
+    <w:p>
+      <w:pPr>
+        <w:keepNext/>
+        <w:spacing w:before="200" w:after="80"/>
+      </w:pPr>
+      <w:r>
+        <w:rPr>
+          <w:rFonts w:ascii="Arial" w:hAnsi="Arial"/>
+          <w:b/>
+          <w:i/>
+          <w:color w:val="333333"/>
+          <w:sz w:val="24"/>
+        </w:rPr>
+        <w:t>5.3.5 Offline LocalStorage Sync Adapter</w:t>
+      </w:r>
+    </w:p>
+    <w:p>
+      <w:pPr>
+        <w:spacing w:line="276" w:lineRule="auto" w:after="200"/>
+        <w:jc w:val="both"/>
+      </w:pPr>
+      <w:r>
+        <w:rPr>
+          <w:rFonts w:ascii="Arial" w:hAnsi="Arial"/>
+          <w:color w:val="333333"/>
+          <w:sz w:val="22"/>
+        </w:rPr>
+        <w:t>Caches form inputs locally in the browser if a network dropout occurs, and synchronizes the data once connectivity is restored.</w:t>
+      </w:r>
+    </w:p>
+    <w:p>
+      <w:pPr>
+        <w:keepNext/>
+        <w:spacing w:before="200" w:after="80"/>
+      </w:pPr>
+      <w:r>
+        <w:rPr>
+          <w:rFonts w:ascii="Arial" w:hAnsi="Arial"/>
+          <w:b/>
+          <w:i/>
+          <w:color w:val="333333"/>
+          <w:sz w:val="24"/>
+        </w:rPr>
+        <w:t>5.3.6 Supporting Modules</w:t>
+      </w:r>
+    </w:p>
+    <w:p>
+      <w:pPr>
+        <w:spacing w:line="276" w:lineRule="auto" w:after="200"/>
+        <w:jc w:val="both"/>
+      </w:pPr>
+      <w:r>
+        <w:rPr>
+          <w:rFonts w:ascii="Arial" w:hAnsi="Arial"/>
+          <w:color w:val="333333"/>
+          <w:sz w:val="22"/>
+        </w:rPr>
+        <w:t>Includes audit loggers, grievance handlers, and redirection managers for portal compliance.</w:t>
+      </w:r>
+    </w:p>
+    <w:p>
+      <w:pPr>
+        <w:keepNext/>
+        <w:spacing w:before="280" w:after="120"/>
+      </w:pPr>
+      <w:r>
+        <w:rPr>
+          <w:rFonts w:ascii="Arial" w:hAnsi="Arial"/>
+          <w:b/>
+          <w:color w:val="1A4F8A"/>
+          <w:sz w:val="28"/>
+        </w:rPr>
+        <w:t>5.4 Interface Notes</w:t>
+      </w:r>
+    </w:p>
+    <w:p>
+      <w:pPr>
+        <w:spacing w:line="276" w:lineRule="auto" w:after="200"/>
+        <w:jc w:val="both"/>
+      </w:pPr>
+      <w:r>
+        <w:rPr>
+          <w:rFonts w:ascii="Arial" w:hAnsi="Arial"/>
+          <w:color w:val="333333"/>
+          <w:sz w:val="22"/>
+        </w:rPr>
+        <w:t>The interface uses custom CSS variables to support light and dark theme toggling. Layout layouts are fully responsive to accommodate port yard tablets.</w:t>
+      </w:r>
+    </w:p>
+    <w:p>
+      <w:pPr>
+        <w:keepNext/>
+        <w:spacing w:before="360" w:after="160"/>
+      </w:pPr>
+      <w:r>
+        <w:rPr>
+          <w:rFonts w:ascii="Arial" w:hAnsi="Arial"/>
+          <w:b/>
+          <w:color w:val="0D2B5E"/>
+          <w:sz w:val="36"/>
+        </w:rPr>
+        <w:t>Chapter 6: Testing</w:t>
+      </w:r>
+    </w:p>
+    <w:p>
+      <w:pPr>
+        <w:keepNext/>
+        <w:spacing w:before="280" w:after="120"/>
+      </w:pPr>
+      <w:r>
+        <w:rPr>
+          <w:rFonts w:ascii="Arial" w:hAnsi="Arial"/>
+          <w:b/>
+          <w:color w:val="1A4F8A"/>
+          <w:sz w:val="28"/>
+        </w:rPr>
+        <w:t>6.1 Introduction</w:t>
+      </w:r>
+    </w:p>
+    <w:p>
+      <w:pPr>
+        <w:keepNext/>
+        <w:spacing w:before="200" w:after="80"/>
+      </w:pPr>
+      <w:r>
+        <w:rPr>
+          <w:rFonts w:ascii="Arial" w:hAnsi="Arial"/>
+          <w:b/>
+          <w:i/>
+          <w:color w:val="333333"/>
+          <w:sz w:val="24"/>
+        </w:rPr>
+        <w:t>6.1.1 Unit Testing</w:t>
+      </w:r>
+    </w:p>
+    <w:p>
+      <w:pPr>
+        <w:spacing w:line="276" w:lineRule="auto" w:after="200"/>
+        <w:jc w:val="both"/>
+      </w:pPr>
+      <w:r>
+        <w:rPr>
+          <w:rFonts w:ascii="Arial" w:hAnsi="Arial"/>
+          <w:color w:val="333333"/>
+          <w:sz w:val="22"/>
+        </w:rPr>
+        <w:t>Tests verify login password hashing, TOTP calculations, and validation helpers.</w:t>
+      </w:r>
+    </w:p>
+    <w:p>
+      <w:pPr>
+        <w:keepNext/>
+        <w:spacing w:before="200" w:after="80"/>
+      </w:pPr>
+      <w:r>
+        <w:rPr>
+          <w:rFonts w:ascii="Arial" w:hAnsi="Arial"/>
+          <w:b/>
+          <w:i/>
+          <w:color w:val="333333"/>
+          <w:sz w:val="24"/>
+        </w:rPr>
+        <w:t>6.1.2 Integration Testing</w:t>
+      </w:r>
+    </w:p>
+    <w:p>
+      <w:pPr>
+        <w:spacing w:line="276" w:lineRule="auto" w:after="200"/>
+        <w:jc w:val="both"/>
+      </w:pPr>
+      <w:r>
+        <w:rPr>
+          <w:rFonts w:ascii="Arial" w:hAnsi="Arial"/>
+          <w:color w:val="333333"/>
+          <w:sz w:val="22"/>
+        </w:rPr>
+        <w:t>Verifies system behavior during database updates and multi-desk approvals.</w:t>
+      </w:r>
+    </w:p>
+    <w:p>
+      <w:pPr>
+        <w:keepNext/>
+        <w:spacing w:before="200" w:after="80"/>
+      </w:pPr>
+      <w:r>
+        <w:rPr>
+          <w:rFonts w:ascii="Arial" w:hAnsi="Arial"/>
+          <w:b/>
+          <w:i/>
+          <w:color w:val="333333"/>
+          <w:sz w:val="24"/>
+        </w:rPr>
+        <w:t>6.1.3 System Testing</w:t>
+      </w:r>
+    </w:p>
+    <w:p>
+      <w:pPr>
+        <w:spacing w:line="276" w:lineRule="auto" w:after="200"/>
+        <w:jc w:val="both"/>
+      </w:pPr>
+      <w:r>
+        <w:rPr>
+          <w:rFonts w:ascii="Arial" w:hAnsi="Arial"/>
+          <w:color w:val="333333"/>
+          <w:sz w:val="22"/>
+        </w:rPr>
+        <w:t>End-to-end testing of user registration, approval, voyage clearance, and PDF generation.</w:t>
       </w:r>
     </w:p>
     <w:p>
       <w:r>
-        <w:t>System testing runs complete flows: submitting a cargo manifest, performing gate weighbridge checks, adjudicating, and printing the certificate.</w:t>
+        <w:br w:type="page"/>
       </w:r>
     </w:p>
     <w:p>
       <w:pPr>
-        <w:pStyle w:val="Heading2"/>
+        <w:keepNext/>
+        <w:spacing w:before="280" w:after="120"/>
       </w:pPr>
       <w:r>
-        <w:t>7.2. Test Reports</w:t>
+        <w:rPr>
+          <w:rFonts w:ascii="Arial" w:hAnsi="Arial"/>
+          <w:b/>
+          <w:color w:val="1A4F8A"/>
+          <w:sz w:val="28"/>
+        </w:rPr>
+        <w:t>6.2 Representative Test Cases</w:t>
       </w:r>
     </w:p>
     <w:tbl>
       <w:tblPr>
-        <w:tblStyle w:val="LightShading-Accent1"/>
+        <w:tblStyle w:val="TableGrid"/>
         <w:tblW w:type="auto" w:w="0"/>
         <w:tblLook w:firstColumn="1" w:firstRow="1" w:lastColumn="0" w:lastRow="0" w:noHBand="0" w:noVBand="1" w:val="04A0"/>
       </w:tblPr>
       <w:tblGrid>
-        <w:gridCol w:w="1728"/>
-        <w:gridCol w:w="1728"/>
-        <w:gridCol w:w="1728"/>
-        <w:gridCol w:w="1728"/>
-        <w:gridCol w:w="1728"/>
+        <w:gridCol w:w="1872"/>
+        <w:gridCol w:w="1872"/>
+        <w:gridCol w:w="1872"/>
+        <w:gridCol w:w="1872"/>
+        <w:gridCol w:w="1872"/>
       </w:tblGrid>
       <w:tr>
         <w:tc>
           <w:tcPr>
-            <w:tcW w:type="dxa" w:w="1728"/>
-            <w:shd w:fill="0A2540"/>
+            <w:tcW w:type="dxa" w:w="1872"/>
+            <w:shd w:fill="0D2B5E"/>
           </w:tcPr>
           <w:p>
             <w:r>
               <w:rPr>
                 <w:b/>
                 <w:color w:val="FFFFFF"/>
+                <w:sz w:val="19"/>
               </w:rPr>
-              <w:t>Test Case</w:t>
+              <w:t>ID</w:t>
             </w:r>
           </w:p>
         </w:tc>
         <w:tc>
           <w:tcPr>
-            <w:tcW w:type="dxa" w:w="1728"/>
-            <w:shd w:fill="0A2540"/>
+            <w:tcW w:type="dxa" w:w="1872"/>
+            <w:shd w:fill="0D2B5E"/>
           </w:tcPr>
           <w:p>
             <w:r>
               <w:rPr>
                 <w:b/>
                 <w:color w:val="FFFFFF"/>
+                <w:sz w:val="19"/>
               </w:rPr>
-              <w:t>Inputs</w:t>
+              <w:t>Module</w:t>
             </w:r>
           </w:p>
         </w:tc>
         <w:tc>
           <w:tcPr>
-            <w:tcW w:type="dxa" w:w="1728"/>
-            <w:shd w:fill="0A2540"/>
+            <w:tcW w:type="dxa" w:w="1872"/>
+            <w:shd w:fill="0D2B5E"/>
           </w:tcPr>
           <w:p>
             <w:r>
               <w:rPr>
                 <w:b/>
                 <w:color w:val="FFFFFF"/>
+                <w:sz w:val="19"/>
               </w:rPr>
-              <w:t>Expected</w:t>
+              <w:t>Scenario</w:t>
             </w:r>
           </w:p>
         </w:tc>
         <w:tc>
           <w:tcPr>
-            <w:tcW w:type="dxa" w:w="1728"/>
-            <w:shd w:fill="0A2540"/>
+            <w:tcW w:type="dxa" w:w="1872"/>
+            <w:shd w:fill="0D2B5E"/>
           </w:tcPr>
           <w:p>
             <w:r>
               <w:rPr>
                 <w:b/>
                 <w:color w:val="FFFFFF"/>
+                <w:sz w:val="19"/>
               </w:rPr>
-              <w:t>Observed</w:t>
+              <w:t>Expected Outcome</w:t>
             </w:r>
           </w:p>
         </w:tc>
         <w:tc>
           <w:tcPr>
-            <w:tcW w:type="dxa" w:w="1728"/>
-            <w:shd w:fill="0A2540"/>
+            <w:tcW w:type="dxa" w:w="1872"/>
+            <w:shd w:fill="0D2B5E"/>
           </w:tcPr>
           <w:p>
             <w:r>
               <w:rPr>
                 <w:b/>
                 <w:color w:val="FFFFFF"/>
+                <w:sz w:val="19"/>
               </w:rPr>
               <w:t>Result</w:t>
             </w:r>
@@ -2798,51 +2826,76 @@
       <w:tr>
         <w:tc>
           <w:tcPr>
-            <w:tcW w:type="dxa" w:w="1728"/>
+            <w:tcW w:type="dxa" w:w="1872"/>
           </w:tcPr>
           <w:p>
             <w:r>
-              <w:t>TC-01: Admin Login</w:t>
+              <w:rPr>
+                <w:rFonts w:ascii="Arial" w:hAnsi="Arial"/>
+                <w:color w:val="333333"/>
+                <w:sz w:val="18"/>
+              </w:rPr>
+              <w:t>TC-01</w:t>
             </w:r>
           </w:p>
         </w:tc>
         <w:tc>
           <w:tcPr>
-            <w:tcW w:type="dxa" w:w="1728"/>
+            <w:tcW w:type="dxa" w:w="1872"/>
           </w:tcPr>
           <w:p>
             <w:r>
-              <w:t>Admin99, Admin@123</w:t>
+              <w:rPr>
+                <w:rFonts w:ascii="Arial" w:hAnsi="Arial"/>
+                <w:color w:val="333333"/>
+                <w:sz w:val="18"/>
+              </w:rPr>
+              <w:t>Auth</w:t>
             </w:r>
           </w:p>
         </w:tc>
         <w:tc>
           <w:tcPr>
-            <w:tcW w:type="dxa" w:w="1728"/>
+            <w:tcW w:type="dxa" w:w="1872"/>
           </w:tcPr>
           <w:p>
             <w:r>
-              <w:t>Login succeeds, routes to Admin Panel</w:t>
+              <w:rPr>
+                <w:rFonts w:ascii="Arial" w:hAnsi="Arial"/>
+                <w:color w:val="333333"/>
+                <w:sz w:val="18"/>
+              </w:rPr>
+              <w:t>Login unapproved account</w:t>
             </w:r>
           </w:p>
         </w:tc>
         <w:tc>
           <w:tcPr>
-            <w:tcW w:type="dxa" w:w="1728"/>
+            <w:tcW w:type="dxa" w:w="1872"/>
           </w:tcPr>
           <w:p>
             <w:r>
-              <w:t>Token received, redirected</w:t>
+              <w:rPr>
+                <w:rFonts w:ascii="Arial" w:hAnsi="Arial"/>
+                <w:color w:val="333333"/>
+                <w:sz w:val="18"/>
+              </w:rPr>
+              <w:t>Display pending approval message</w:t>
             </w:r>
           </w:p>
         </w:tc>
         <w:tc>
           <w:tcPr>
-            <w:tcW w:type="dxa" w:w="1728"/>
+            <w:tcW w:type="dxa" w:w="1872"/>
           </w:tcPr>
           <w:p>
             <w:r>
-              <w:t>PASS</w:t>
+              <w:rPr>
+                <w:rFonts w:ascii="Arial" w:hAnsi="Arial"/>
+                <w:color w:val="333333"/>
+                <w:sz w:val="18"/>
+              </w:rPr>
+              <w:t>Pass</w:t>
             </w:r>
           </w:p>
         </w:tc>
@@ -2850,51 +2903,76 @@
       <w:tr>
         <w:tc>
           <w:tcPr>
-            <w:tcW w:type="dxa" w:w="1728"/>
+            <w:tcW w:type="dxa" w:w="1872"/>
           </w:tcPr>
           <w:p>
             <w:r>
-              <w:t>TC-02: User Registration Pass</w:t>
+              <w:rPr>
+                <w:rFonts w:ascii="Arial" w:hAnsi="Arial"/>
+                <w:color w:val="333333"/>
+                <w:sz w:val="18"/>
+              </w:rPr>
+              <w:t>TC-02</w:t>
             </w:r>
           </w:p>
         </w:tc>
         <w:tc>
           <w:tcPr>
-            <w:tcW w:type="dxa" w:w="1728"/>
+            <w:tcW w:type="dxa" w:w="1872"/>
           </w:tcPr>
           <w:p>
             <w:r>
-              <w:t>TestUser, Pass@1234</w:t>
+              <w:rPr>
+                <w:rFonts w:ascii="Arial" w:hAnsi="Arial"/>
+                <w:color w:val="333333"/>
+                <w:sz w:val="18"/>
+              </w:rPr>
+              <w:t>Auth</w:t>
             </w:r>
           </w:p>
         </w:tc>
         <w:tc>
           <w:tcPr>
-            <w:tcW w:type="dxa" w:w="1728"/>
+            <w:tcW w:type="dxa" w:w="1872"/>
           </w:tcPr>
           <w:p>
             <w:r>
-              <w:t>Successfully registered, pending</w:t>
+              <w:rPr>
+                <w:rFonts w:ascii="Arial" w:hAnsi="Arial"/>
+                <w:color w:val="333333"/>
+                <w:sz w:val="18"/>
+              </w:rPr>
+              <w:t>Incorrect 2FA token</w:t>
             </w:r>
           </w:p>
         </w:tc>
         <w:tc>
           <w:tcPr>
-            <w:tcW w:type="dxa" w:w="1728"/>
+            <w:tcW w:type="dxa" w:w="1872"/>
           </w:tcPr>
           <w:p>
             <w:r>
-              <w:t>User doc inserted, status False</w:t>
+              <w:rPr>
+                <w:rFonts w:ascii="Arial" w:hAnsi="Arial"/>
+                <w:color w:val="333333"/>
+                <w:sz w:val="18"/>
+              </w:rPr>
+              <w:t>Access denied error</w:t>
             </w:r>
           </w:p>
         </w:tc>
         <w:tc>
           <w:tcPr>
-            <w:tcW w:type="dxa" w:w="1728"/>
+            <w:tcW w:type="dxa" w:w="1872"/>
           </w:tcPr>
           <w:p>
             <w:r>
-              <w:t>PASS</w:t>
+              <w:rPr>
+                <w:rFonts w:ascii="Arial" w:hAnsi="Arial"/>
+                <w:color w:val="333333"/>
+                <w:sz w:val="18"/>
+              </w:rPr>
+              <w:t>Pass</w:t>
             </w:r>
           </w:p>
         </w:tc>
@@ -2902,51 +2980,76 @@
       <w:tr>
         <w:tc>
           <w:tcPr>
-            <w:tcW w:type="dxa" w:w="1728"/>
+            <w:tcW w:type="dxa" w:w="1872"/>
           </w:tcPr>
           <w:p>
             <w:r>
-              <w:t>TC-03: User Registration Fail</w:t>
+              <w:rPr>
+                <w:rFonts w:ascii="Arial" w:hAnsi="Arial"/>
+                <w:color w:val="333333"/>
+                <w:sz w:val="18"/>
+              </w:rPr>
+              <w:t>TC-03</w:t>
             </w:r>
           </w:p>
         </w:tc>
         <w:tc>
           <w:tcPr>
-            <w:tcW w:type="dxa" w:w="1728"/>
+            <w:tcW w:type="dxa" w:w="1872"/>
           </w:tcPr>
           <w:p>
             <w:r>
-              <w:t>TestUser, pass</w:t>
+              <w:rPr>
+                <w:rFonts w:ascii="Arial" w:hAnsi="Arial"/>
+                <w:color w:val="333333"/>
+                <w:sz w:val="18"/>
+              </w:rPr>
+              <w:t>Request</w:t>
             </w:r>
           </w:p>
         </w:tc>
         <w:tc>
           <w:tcPr>
-            <w:tcW w:type="dxa" w:w="1728"/>
+            <w:tcW w:type="dxa" w:w="1872"/>
           </w:tcPr>
           <w:p>
             <w:r>
-              <w:t>400 Error: Weak password policy</w:t>
+              <w:rPr>
+                <w:rFonts w:ascii="Arial" w:hAnsi="Arial"/>
+                <w:color w:val="333333"/>
+                <w:sz w:val="18"/>
+              </w:rPr>
+              <w:t>Submit access request</w:t>
             </w:r>
           </w:p>
         </w:tc>
         <w:tc>
           <w:tcPr>
-            <w:tcW w:type="dxa" w:w="1728"/>
+            <w:tcW w:type="dxa" w:w="1872"/>
           </w:tcPr>
           <w:p>
             <w:r>
-              <w:t>Blocked, validation alert shown</w:t>
+              <w:rPr>
+                <w:rFonts w:ascii="Arial" w:hAnsi="Arial"/>
+                <w:color w:val="333333"/>
+                <w:sz w:val="18"/>
+              </w:rPr>
+              <w:t>Saved with pending status</w:t>
             </w:r>
           </w:p>
         </w:tc>
         <w:tc>
           <w:tcPr>
-            <w:tcW w:type="dxa" w:w="1728"/>
+            <w:tcW w:type="dxa" w:w="1872"/>
           </w:tcPr>
           <w:p>
             <w:r>
-              <w:t>PASS</w:t>
+              <w:rPr>
+                <w:rFonts w:ascii="Arial" w:hAnsi="Arial"/>
+                <w:color w:val="333333"/>
+                <w:sz w:val="18"/>
+              </w:rPr>
+              <w:t>Pass</w:t>
             </w:r>
           </w:p>
         </w:tc>
@@ -2954,51 +3057,76 @@
       <w:tr>
         <w:tc>
           <w:tcPr>
-            <w:tcW w:type="dxa" w:w="1728"/>
+            <w:tcW w:type="dxa" w:w="1872"/>
           </w:tcPr>
           <w:p>
             <w:r>
-              <w:t>TC-04: RMS Calculation</w:t>
+              <w:rPr>
+                <w:rFonts w:ascii="Arial" w:hAnsi="Arial"/>
+                <w:color w:val="333333"/>
+                <w:sz w:val="18"/>
+              </w:rPr>
+              <w:t>TC-04</w:t>
             </w:r>
           </w:p>
         </w:tc>
         <w:tc>
           <w:tcPr>
-            <w:tcW w:type="dxa" w:w="1728"/>
+            <w:tcW w:type="dxa" w:w="1872"/>
           </w:tcPr>
           <w:p>
             <w:r>
-              <w:t>Commodity: Petroleum Oil</w:t>
+              <w:rPr>
+                <w:rFonts w:ascii="Arial" w:hAnsi="Arial"/>
+                <w:color w:val="333333"/>
+                <w:sz w:val="18"/>
+              </w:rPr>
+              <w:t>Stepper</w:t>
             </w:r>
           </w:p>
         </w:tc>
         <w:tc>
           <w:tcPr>
-            <w:tcW w:type="dxa" w:w="1728"/>
+            <w:tcW w:type="dxa" w:w="1872"/>
           </w:tcPr>
           <w:p>
             <w:r>
-              <w:t>Risk score Critical Risk assigned</w:t>
+              <w:rPr>
+                <w:rFonts w:ascii="Arial" w:hAnsi="Arial"/>
+                <w:color w:val="333333"/>
+                <w:sz w:val="18"/>
+              </w:rPr>
+              <w:t>Out-of-order approval</w:t>
             </w:r>
           </w:p>
         </w:tc>
         <w:tc>
           <w:tcPr>
-            <w:tcW w:type="dxa" w:w="1728"/>
+            <w:tcW w:type="dxa" w:w="1872"/>
           </w:tcPr>
           <w:p>
             <w:r>
-              <w:t>Computed score 9, Rating Critical</w:t>
+              <w:rPr>
+                <w:rFonts w:ascii="Arial" w:hAnsi="Arial"/>
+                <w:color w:val="333333"/>
+                <w:sz w:val="18"/>
+              </w:rPr>
+              <w:t>Action blocked</w:t>
             </w:r>
           </w:p>
         </w:tc>
         <w:tc>
           <w:tcPr>
-            <w:tcW w:type="dxa" w:w="1728"/>
+            <w:tcW w:type="dxa" w:w="1872"/>
           </w:tcPr>
           <w:p>
             <w:r>
-              <w:t>PASS</w:t>
+              <w:rPr>
+                <w:rFonts w:ascii="Arial" w:hAnsi="Arial"/>
+                <w:color w:val="333333"/>
+                <w:sz w:val="18"/>
+              </w:rPr>
+              <w:t>Pass</w:t>
             </w:r>
           </w:p>
         </w:tc>
@@ -3006,206 +3134,191 @@
       <w:tr>
         <w:tc>
           <w:tcPr>
-            <w:tcW w:type="dxa" w:w="1728"/>
+            <w:tcW w:type="dxa" w:w="1872"/>
           </w:tcPr>
           <w:p>
             <w:r>
-              <w:t>TC-05: Double Adjudication</w:t>
+              <w:rPr>
+                <w:rFonts w:ascii="Arial" w:hAnsi="Arial"/>
+                <w:color w:val="333333"/>
+                <w:sz w:val="18"/>
+              </w:rPr>
+              <w:t>TC-05</w:t>
             </w:r>
           </w:p>
         </w:tc>
         <w:tc>
           <w:tcPr>
-            <w:tcW w:type="dxa" w:w="1728"/>
+            <w:tcW w:type="dxa" w:w="1872"/>
           </w:tcPr>
           <w:p>
             <w:r>
-              <w:t>Approved Manifest, Re-Submit</w:t>
+              <w:rPr>
+                <w:rFonts w:ascii="Arial" w:hAnsi="Arial"/>
+                <w:color w:val="333333"/>
+                <w:sz w:val="18"/>
+              </w:rPr>
+              <w:t>PDF Gen</w:t>
             </w:r>
           </w:p>
         </w:tc>
         <w:tc>
           <w:tcPr>
-            <w:tcW w:type="dxa" w:w="1728"/>
+            <w:tcW w:type="dxa" w:w="1872"/>
           </w:tcPr>
           <w:p>
             <w:r>
-              <w:t>400 Error: Adjudication locked</w:t>
+              <w:rPr>
+                <w:rFonts w:ascii="Arial" w:hAnsi="Arial"/>
+                <w:color w:val="333333"/>
+                <w:sz w:val="18"/>
+              </w:rPr>
+              <w:t>Bilingual PDF export</w:t>
             </w:r>
           </w:p>
         </w:tc>
         <w:tc>
           <w:tcPr>
-            <w:tcW w:type="dxa" w:w="1728"/>
+            <w:tcW w:type="dxa" w:w="1872"/>
           </w:tcPr>
           <w:p>
             <w:r>
-              <w:t>Rejected update, decision locked</w:t>
+              <w:rPr>
+                <w:rFonts w:ascii="Arial" w:hAnsi="Arial"/>
+                <w:color w:val="333333"/>
+                <w:sz w:val="18"/>
+              </w:rPr>
+              <w:t>Downloadable PDF generated</w:t>
             </w:r>
           </w:p>
         </w:tc>
         <w:tc>
           <w:tcPr>
-            <w:tcW w:type="dxa" w:w="1728"/>
+            <w:tcW w:type="dxa" w:w="1872"/>
           </w:tcPr>
           <w:p>
             <w:r>
-              <w:t>PASS</w:t>
+              <w:rPr>
+                <w:rFonts w:ascii="Arial" w:hAnsi="Arial"/>
+                <w:color w:val="333333"/>
+                <w:sz w:val="18"/>
+              </w:rPr>
+              <w:t>Pass</w:t>
             </w:r>
           </w:p>
         </w:tc>
       </w:tr>
     </w:tbl>
     <w:p>
+      <w:pPr>
+        <w:spacing w:after="240"/>
+      </w:pPr>
+    </w:p>
+    <w:p>
+      <w:pPr>
+        <w:keepNext/>
+        <w:spacing w:before="360" w:after="160"/>
+      </w:pPr>
       <w:r>
-        <w:br/>
+        <w:rPr>
+          <w:rFonts w:ascii="Arial" w:hAnsi="Arial"/>
+          <w:b/>
+          <w:color w:val="0D2B5E"/>
+          <w:sz w:val="36"/>
+        </w:rPr>
+        <w:t>Chapter 7: Conclusion and Future Scope</w:t>
       </w:r>
     </w:p>
     <w:p>
       <w:pPr>
-        <w:pStyle w:val="Heading1"/>
+        <w:keepNext/>
+        <w:spacing w:before="280" w:after="120"/>
       </w:pPr>
       <w:r>
         <w:rPr>
-          <w:color w:val="0A2540"/>
+          <w:rFonts w:ascii="Arial" w:hAnsi="Arial"/>
+          <w:b/>
+          <w:color w:val="1A4F8A"/>
+          <w:sz w:val="28"/>
         </w:rPr>
-        <w:t>Conclusion</w:t>
+        <w:t>7.1 Conclusion</w:t>
       </w:r>
     </w:p>
     <w:p>
+      <w:pPr>
+        <w:spacing w:line="276" w:lineRule="auto" w:after="200"/>
+        <w:jc w:val="both"/>
+      </w:pPr>
       <w:r>
-        <w:t>The NMPA Cargo Inspection and Risk Management System has been successfully built and deployed. Migrating the project to MongoDB Atlas ensures real-time operational synchronization, role-based safety, and automated audit trails, increasing security and efficiency at port gates.</w:t>
+        <w:rPr>
+          <w:rFonts w:ascii="Arial" w:hAnsi="Arial"/>
+          <w:color w:val="333333"/>
+          <w:sz w:val="22"/>
+        </w:rPr>
+        <w:t>NMPA-CIS replaces manual port workflows with a secure digital system, improving traceability, reducing turnaround times, and supporting central government bilingual compliance.</w:t>
       </w:r>
     </w:p>
     <w:p>
       <w:pPr>
-        <w:pStyle w:val="Heading1"/>
+        <w:keepNext/>
+        <w:spacing w:before="280" w:after="120"/>
       </w:pPr>
       <w:r>
         <w:rPr>
-          <w:color w:val="0A2540"/>
+          <w:rFonts w:ascii="Arial" w:hAnsi="Arial"/>
+          <w:b/>
+          <w:color w:val="1A4F8A"/>
+          <w:sz w:val="28"/>
         </w:rPr>
-        <w:t>Limitations</w:t>
+        <w:t>7.2 Limitations</w:t>
       </w:r>
     </w:p>
     <w:p>
+      <w:pPr>
+        <w:spacing w:line="276" w:lineRule="auto" w:after="200"/>
+        <w:jc w:val="both"/>
+      </w:pPr>
       <w:r>
-        <w:t>• Requires active internet access to reach the MongoDB Atlas cluster. • Does not include automatic weighbridge hardware integrations, requiring manual input from gate operators.</w:t>
+        <w:rPr>
+          <w:rFonts w:ascii="Arial" w:hAnsi="Arial"/>
+          <w:color w:val="333333"/>
+          <w:sz w:val="22"/>
+        </w:rPr>
+        <w:t>The system requires NTP synchronized clocks for TOTP verification, and offline support is limited to form progress caching.</w:t>
       </w:r>
     </w:p>
     <w:p>
       <w:pPr>
-        <w:pStyle w:val="Heading1"/>
+        <w:keepNext/>
+        <w:spacing w:before="280" w:after="120"/>
       </w:pPr>
       <w:r>
         <w:rPr>
-          <w:color w:val="0A2540"/>
+          <w:rFonts w:ascii="Arial" w:hAnsi="Arial"/>
+          <w:b/>
+          <w:color w:val="1A4F8A"/>
+          <w:sz w:val="28"/>
         </w:rPr>
-        <w:t>Scope for enhancement</w:t>
+        <w:t>7.3 Scope for Enhancement</w:t>
       </w:r>
     </w:p>
     <w:p>
-      <w:r>
-        <w:t>• Integration with physical gate hardware for automatic weighbridge capture. • Incorporating AI image recognition to automatically verify container seal integrity from photos.</w:t>
-      </w:r>
-    </w:p>
-    <w:p>
-      <w:pPr>
-        <w:pStyle w:val="Heading1"/>
+      <w:pPr>
+        <w:spacing w:line="276" w:lineRule="auto" w:after="200"/>
+        <w:jc w:val="both"/>
       </w:pPr>
       <w:r>
         <w:rPr>
-          <w:color w:val="0A2540"/>
+          <w:rFonts w:ascii="Arial" w:hAnsi="Arial"/>
+          <w:color w:val="333333"/>
+          <w:sz w:val="22"/>
         </w:rPr>
-        <w:t>Abbreviation and Acronyms</w:t>
-      </w:r>
-    </w:p>
-    <w:p>
-      <w:pPr>
-        <w:pStyle w:val="ListBullet"/>
-      </w:pPr>
-      <w:r>
-        <w:t>• IGM: Import General Manifest</w:t>
-      </w:r>
-    </w:p>
-    <w:p>
-      <w:pPr>
-        <w:pStyle w:val="ListBullet"/>
-      </w:pPr>
-      <w:r>
-        <w:t>• NMPA: New Mangalore Port Authority</w:t>
-      </w:r>
-    </w:p>
-    <w:p>
-      <w:pPr>
-        <w:pStyle w:val="ListBullet"/>
-      </w:pPr>
-      <w:r>
-        <w:t>• PCC: Port Clearance Certificate</w:t>
-      </w:r>
-    </w:p>
-    <w:p>
-      <w:pPr>
-        <w:pStyle w:val="ListBullet"/>
-      </w:pPr>
-      <w:r>
-        <w:t>• RMS: Risk Management System</w:t>
-      </w:r>
-    </w:p>
-    <w:p>
-      <w:pPr>
-        <w:pStyle w:val="ListBullet"/>
-      </w:pPr>
-      <w:r>
-        <w:t>• SRS: Software Requirements Specification</w:t>
-      </w:r>
-    </w:p>
-    <w:p>
-      <w:pPr>
-        <w:pStyle w:val="Heading1"/>
-      </w:pPr>
-      <w:r>
-        <w:rPr>
-          <w:color w:val="0A2540"/>
-        </w:rPr>
-        <w:t>Bibliography</w:t>
-      </w:r>
-    </w:p>
-    <w:p>
-      <w:pPr>
-        <w:pStyle w:val="ListBullet"/>
-      </w:pPr>
-      <w:r>
-        <w:t>1. React Documentation (https://react.dev/)</w:t>
-      </w:r>
-    </w:p>
-    <w:p>
-      <w:pPr>
-        <w:pStyle w:val="ListBullet"/>
-      </w:pPr>
-      <w:r>
-        <w:t>2. Flask Web Documentation (https://flask.palletsprojects.com/)</w:t>
-      </w:r>
-    </w:p>
-    <w:p>
-      <w:pPr>
-        <w:pStyle w:val="ListBullet"/>
-      </w:pPr>
-      <w:r>
-        <w:t>3. MongoDB Atlas Guides (https://www.mongodb.com/docs/atlas/)</w:t>
-      </w:r>
-    </w:p>
-    <w:p>
-      <w:pPr>
-        <w:pStyle w:val="ListBullet"/>
-      </w:pPr>
-      <w:r>
-        <w:t>4. Ant Design UI components (https://ant.design/)</w:t>
+        <w:t>Enhancements include AI-based turnaround forecasting, blockchain-based audit logging, and direct billing integrations.</w:t>
       </w:r>
     </w:p>
     <w:sectPr>
       <w:pgSz w:w="12240" w:h="15840"/>
-      <w:pgMar w:top="1440" w:right="1800" w:bottom="1440" w:left="1800" w:header="720" w:footer="720" w:gutter="0"/>
+      <w:pgMar w:top="1440" w:right="1440" w:bottom="1440" w:left="1440" w:header="720" w:footer="720" w:gutter="0"/>
       <w:cols w:space="720"/>
       <w:docGrid w:linePitch="360"/>
     </w:sectPr>
@@ -3576,11 +3689,6 @@
     <w:name w:val="Normal"/>
     <w:qFormat/>
     <w:rsid w:val="00FC693F"/>
-    <w:rPr>
-      <w:rFonts w:ascii="Arial" w:hAnsi="Arial"/>
-      <w:color w:val="475569"/>
-      <w:sz w:val="22"/>
-    </w:rPr>
   </w:style>
   <w:style w:type="paragraph" w:styleId="Header">
     <w:name w:val="header"/>
